--- a/Atividade 1 - Transformação Digital no Governo.docx
+++ b/Atividade 1 - Transformação Digital no Governo.docx
@@ -180,6 +180,14 @@
           <w:szCs w:val="24"/>
         </w:rPr>
         <w:t>Alex Lopes Pereira</w:t>
+      </w:r>
+      <w:r>
+        <w:rPr>
+          <w:rFonts w:ascii="Times New Roman" w:eastAsia="Times New Roman" w:hAnsi="Times New Roman" w:cs="Times New Roman"/>
+          <w:sz w:val="24"/>
+          <w:szCs w:val="24"/>
+        </w:rPr>
+        <w:tab/>
       </w:r>
     </w:p>
     <w:p>
@@ -245,23 +253,13 @@
           <w:szCs w:val="24"/>
         </w:rPr>
       </w:pPr>
-      <w:proofErr w:type="spellStart"/>
-      <w:r>
-        <w:rPr>
-          <w:rFonts w:ascii="Times New Roman" w:eastAsia="Times New Roman" w:hAnsi="Times New Roman" w:cs="Times New Roman"/>
-          <w:sz w:val="24"/>
-          <w:szCs w:val="24"/>
-        </w:rPr>
-        <w:t>Igo</w:t>
-      </w:r>
-      <w:proofErr w:type="spellEnd"/>
-      <w:r>
-        <w:rPr>
-          <w:rFonts w:ascii="Times New Roman" w:eastAsia="Times New Roman" w:hAnsi="Times New Roman" w:cs="Times New Roman"/>
-          <w:sz w:val="24"/>
-          <w:szCs w:val="24"/>
-        </w:rPr>
-        <w:t xml:space="preserve"> Costa</w:t>
+      <w:r>
+        <w:rPr>
+          <w:rFonts w:ascii="Times New Roman" w:eastAsia="Times New Roman" w:hAnsi="Times New Roman" w:cs="Times New Roman"/>
+          <w:sz w:val="24"/>
+          <w:szCs w:val="24"/>
+        </w:rPr>
+        <w:t>Igo Costa</w:t>
       </w:r>
       <w:r>
         <w:rPr>
@@ -334,6 +332,14 @@
           <w:szCs w:val="24"/>
         </w:rPr>
         <w:t xml:space="preserve"> - </w:t>
+      </w:r>
+      <w:r>
+        <w:rPr>
+          <w:rFonts w:ascii="Times New Roman" w:eastAsia="Times New Roman" w:hAnsi="Times New Roman" w:cs="Times New Roman"/>
+          <w:sz w:val="24"/>
+          <w:szCs w:val="24"/>
+        </w:rPr>
+        <w:t>1714330</w:t>
       </w:r>
     </w:p>
     <w:p>
@@ -542,9 +548,9 @@
           <w:noProof/>
         </w:rPr>
         <mc:AlternateContent>
-          <mc:Choice Requires="wpg">
+          <mc:Choice Requires="wps">
             <w:drawing>
-              <wp:anchor distT="0" distB="0" distL="0" distR="0" simplePos="0" relativeHeight="251658240" behindDoc="0" locked="0" layoutInCell="1" hidden="0" allowOverlap="1" wp14:anchorId="14F6EE56" wp14:editId="6022151C">
+              <wp:anchor distT="0" distB="0" distL="0" distR="0" simplePos="0" relativeHeight="251656192" behindDoc="0" locked="0" layoutInCell="1" hidden="0" allowOverlap="1" wp14:anchorId="14F6EE56" wp14:editId="5072E48D">
                 <wp:simplePos x="0" y="0"/>
                 <wp:positionH relativeFrom="column">
                   <wp:posOffset>-26106</wp:posOffset>
@@ -651,47 +657,13 @@
               </wp:anchor>
             </w:drawing>
           </mc:Choice>
-          <mc:Fallback xmlns:cr="http://schemas.microsoft.com/office/comments/2020/reactions" xmlns="http://schemas.microsoft.com/office/tasks/2019/documenttasks" xmlns:dgm="http://schemas.openxmlformats.org/drawingml/2006/diagram" xmlns:lc="http://schemas.openxmlformats.org/drawingml/2006/lockedCanvas" xmlns:c="http://schemas.openxmlformats.org/drawingml/2006/chart" xmlns:pic="http://schemas.openxmlformats.org/drawingml/2006/picture" xmlns:a="http://schemas.openxmlformats.org/drawingml/2006/main" xmlns:sl="http://schemas.openxmlformats.org/schemaLibrary/2006/main">
-            <w:drawing>
-              <wp:anchor allowOverlap="1" behindDoc="0" distB="0" distT="0" distL="0" distR="0" hidden="0" layoutInCell="1" locked="0" relativeHeight="0" simplePos="0">
-                <wp:simplePos x="0" y="0"/>
-                <wp:positionH relativeFrom="column">
-                  <wp:posOffset>-26106</wp:posOffset>
-                </wp:positionH>
-                <wp:positionV relativeFrom="paragraph">
-                  <wp:posOffset>239323</wp:posOffset>
-                </wp:positionV>
-                <wp:extent cx="6910215" cy="56660"/>
-                <wp:effectExtent b="0" l="0" r="0" t="0"/>
-                <wp:wrapTopAndBottom distB="0" distT="0"/>
-                <wp:docPr id="35" name="image2.png"/>
-                <a:graphic>
-                  <a:graphicData uri="http://schemas.openxmlformats.org/drawingml/2006/picture">
-                    <pic:pic>
-                      <pic:nvPicPr>
-                        <pic:cNvPr id="0" name="image2.png"/>
-                        <pic:cNvPicPr preferRelativeResize="0"/>
-                      </pic:nvPicPr>
-                      <pic:blipFill>
-                        <a:blip r:embed="rId9"/>
-                        <a:srcRect/>
-                        <a:stretch>
-                          <a:fillRect/>
-                        </a:stretch>
-                      </pic:blipFill>
-                      <pic:spPr>
-                        <a:xfrm>
-                          <a:off x="0" y="0"/>
-                          <a:ext cx="6910215" cy="56660"/>
-                        </a:xfrm>
-                        <a:prstGeom prst="rect"/>
-                        <a:ln/>
-                      </pic:spPr>
-                    </pic:pic>
-                  </a:graphicData>
-                </a:graphic>
-              </wp:anchor>
-            </w:drawing>
+          <mc:Fallback>
+            <w:pict>
+              <v:shape w14:anchorId="3F6A5E32" id="Forma Livre: Forma 35" o:spid="_x0000_s1026" style="position:absolute;margin-left:-2.05pt;margin-top:18.85pt;width:544.1pt;height:4.45pt;z-index:251656192;visibility:visible;mso-wrap-style:square;mso-wrap-distance-left:0;mso-wrap-distance-top:0;mso-wrap-distance-right:0;mso-wrap-distance-bottom:0;mso-position-horizontal:absolute;mso-position-horizontal-relative:text;mso-position-vertical:absolute;mso-position-vertical-relative:text;v-text-anchor:middle" coordsize="9762,120000" o:gfxdata="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" path="m,l1810,t2,l2369,t2,l4181,t2,l4740,t2,l6551,t3,l7110,t3,l8922,t3,l9481,t3,l9762,e" filled="f" strokecolor="#4370c3" strokeweight=".32153mm">
+                <v:path arrowok="t" o:extrusionok="f"/>
+                <w10:wrap type="topAndBottom"/>
+              </v:shape>
+            </w:pict>
           </mc:Fallback>
         </mc:AlternateContent>
       </w:r>
@@ -721,7 +693,6 @@
           <w:szCs w:val="24"/>
         </w:rPr>
         <w:tab/>
-        <w:t xml:space="preserve">- </w:t>
       </w:r>
     </w:p>
     <w:p>
@@ -735,6 +706,18 @@
           <w:szCs w:val="24"/>
         </w:rPr>
       </w:pPr>
+    </w:p>
+    <w:p>
+      <w:pPr>
+        <w:jc w:val="center"/>
+        <w:rPr>
+          <w:rFonts w:ascii="Times New Roman" w:eastAsia="Times New Roman" w:hAnsi="Times New Roman" w:cs="Times New Roman"/>
+          <w:b/>
+          <w:bCs/>
+          <w:sz w:val="24"/>
+          <w:szCs w:val="24"/>
+        </w:rPr>
+      </w:pPr>
       <w:r>
         <w:rPr>
           <w:rFonts w:ascii="Times New Roman" w:eastAsia="Times New Roman" w:hAnsi="Times New Roman" w:cs="Times New Roman"/>
@@ -770,9 +753,11 @@
     </w:p>
     <w:p>
       <w:pPr>
-        <w:jc w:val="center"/>
-        <w:rPr>
-          <w:rFonts w:ascii="Times New Roman" w:eastAsia="Times New Roman" w:hAnsi="Times New Roman" w:cs="Times New Roman"/>
+        <w:pStyle w:val="PargrafodaLista"/>
+        <w:jc w:val="both"/>
+        <w:rPr>
+          <w:rFonts w:ascii="Times New Roman" w:eastAsia="Times New Roman" w:hAnsi="Times New Roman" w:cs="Times New Roman"/>
+          <w:b/>
           <w:sz w:val="24"/>
           <w:szCs w:val="24"/>
         </w:rPr>
@@ -800,43 +785,60 @@
           <w:sz w:val="24"/>
           <w:szCs w:val="24"/>
         </w:rPr>
-        <w:t>MAPEAMENTO DOS PASSOS ATUAIS DO PROCESSO</w:t>
-      </w:r>
-    </w:p>
-    <w:p>
-      <w:pPr>
-        <w:ind w:left="360"/>
-        <w:jc w:val="both"/>
-        <w:rPr>
-          <w:rFonts w:ascii="Times New Roman" w:eastAsia="Times New Roman" w:hAnsi="Times New Roman" w:cs="Times New Roman"/>
-          <w:b/>
-          <w:color w:val="EE0000"/>
-          <w:sz w:val="24"/>
-          <w:szCs w:val="24"/>
-        </w:rPr>
-      </w:pPr>
-      <w:r>
-        <w:rPr>
-          <w:rFonts w:ascii="Times New Roman" w:eastAsia="Times New Roman" w:hAnsi="Times New Roman" w:cs="Times New Roman"/>
-          <w:b/>
-          <w:color w:val="EE0000"/>
-          <w:sz w:val="24"/>
-          <w:szCs w:val="24"/>
-        </w:rPr>
-        <w:t>Colocar o fluxo feito no quadro</w:t>
-      </w:r>
-    </w:p>
-    <w:p>
-      <w:pPr>
-        <w:ind w:left="360"/>
-        <w:jc w:val="both"/>
-        <w:rPr>
-          <w:rFonts w:ascii="Times New Roman" w:eastAsia="Times New Roman" w:hAnsi="Times New Roman" w:cs="Times New Roman"/>
-          <w:b/>
-          <w:sz w:val="24"/>
-          <w:szCs w:val="24"/>
-        </w:rPr>
-      </w:pPr>
+        <w:t>INTRODUÇÃO</w:t>
+      </w:r>
+    </w:p>
+    <w:p>
+      <w:pPr>
+        <w:pStyle w:val="PargrafodaLista"/>
+        <w:jc w:val="both"/>
+        <w:rPr>
+          <w:rFonts w:ascii="Times New Roman" w:eastAsia="Times New Roman" w:hAnsi="Times New Roman" w:cs="Times New Roman"/>
+          <w:b/>
+          <w:sz w:val="24"/>
+          <w:szCs w:val="24"/>
+        </w:rPr>
+      </w:pPr>
+    </w:p>
+    <w:p>
+      <w:pPr>
+        <w:ind w:left="720"/>
+        <w:jc w:val="both"/>
+        <w:rPr>
+          <w:rFonts w:ascii="Times New Roman" w:eastAsia="Times New Roman" w:hAnsi="Times New Roman" w:cs="Times New Roman"/>
+          <w:bCs/>
+          <w:sz w:val="24"/>
+          <w:szCs w:val="24"/>
+        </w:rPr>
+      </w:pPr>
+      <w:r>
+        <w:rPr>
+          <w:rFonts w:ascii="Times New Roman" w:eastAsia="Times New Roman" w:hAnsi="Times New Roman" w:cs="Times New Roman"/>
+          <w:bCs/>
+          <w:sz w:val="24"/>
+          <w:szCs w:val="24"/>
+        </w:rPr>
+        <w:t>O processo de licitação no Judiciário Federal constitui um mecanismo essencial para a contratação de bens, serviços e obras, garantindo a observância dos princípios da legalidade, impessoalidade, moralidade, publicidade e eficiência previstos na Constituição Federal. Por meio das licitações, busca-se assegurar a igualdade de condições entre fornecedores, promover a transparência administrativa e otimizar o uso dos recursos públicos. No entanto, apesar de sua relevância, esse processo ainda enfrenta desafios relacionados à burocracia, redundância documental e falta de interoperabilidade entre sistemas, o que impacta diretamente a experiência das empresas participantes e a eficiência institucional. Assim, compreender e analisar o funcionamento das licitações no Judiciário Federal é fundamental para propor melhorias que favoreçam a simplificação, a inovação e a confiança dos cidadãos e empresas na administração pública.</w:t>
+      </w:r>
+    </w:p>
+    <w:p>
+      <w:pPr>
+        <w:rPr>
+          <w:rFonts w:ascii="Times New Roman" w:eastAsia="Times New Roman" w:hAnsi="Times New Roman" w:cs="Times New Roman"/>
+          <w:bCs/>
+          <w:sz w:val="24"/>
+          <w:szCs w:val="24"/>
+        </w:rPr>
+      </w:pPr>
+      <w:r>
+        <w:rPr>
+          <w:rFonts w:ascii="Times New Roman" w:eastAsia="Times New Roman" w:hAnsi="Times New Roman" w:cs="Times New Roman"/>
+          <w:bCs/>
+          <w:sz w:val="24"/>
+          <w:szCs w:val="24"/>
+        </w:rPr>
+        <w:br w:type="page"/>
+      </w:r>
     </w:p>
     <w:p>
       <w:pPr>
@@ -860,70 +862,92 @@
           <w:sz w:val="24"/>
           <w:szCs w:val="24"/>
         </w:rPr>
-        <w:t>IDENTIFICAÇÃO DAS VIOLAÇÕES DO ONLY-ONCE</w:t>
-      </w:r>
-    </w:p>
-    <w:p>
-      <w:pPr>
-        <w:ind w:left="720"/>
-        <w:jc w:val="both"/>
-        <w:rPr>
-          <w:rFonts w:ascii="Times New Roman" w:eastAsia="Times New Roman" w:hAnsi="Times New Roman" w:cs="Times New Roman"/>
-          <w:bCs/>
-          <w:sz w:val="24"/>
-          <w:szCs w:val="24"/>
-        </w:rPr>
-      </w:pPr>
-      <w:r>
-        <w:rPr>
-          <w:rFonts w:ascii="Times New Roman" w:eastAsia="Times New Roman" w:hAnsi="Times New Roman" w:cs="Times New Roman"/>
-          <w:bCs/>
-          <w:sz w:val="24"/>
-          <w:szCs w:val="24"/>
-        </w:rPr>
-        <w:t xml:space="preserve">No processo de identificação de violações ao princípio do </w:t>
-      </w:r>
-      <w:r>
-        <w:rPr>
-          <w:rFonts w:ascii="Times New Roman" w:eastAsia="Times New Roman" w:hAnsi="Times New Roman" w:cs="Times New Roman"/>
-          <w:bCs/>
-          <w:i/>
-          <w:iCs/>
-          <w:sz w:val="24"/>
-          <w:szCs w:val="24"/>
-        </w:rPr>
-        <w:t>Only-</w:t>
-      </w:r>
-      <w:proofErr w:type="spellStart"/>
-      <w:r>
-        <w:rPr>
-          <w:rFonts w:ascii="Times New Roman" w:eastAsia="Times New Roman" w:hAnsi="Times New Roman" w:cs="Times New Roman"/>
-          <w:bCs/>
-          <w:i/>
-          <w:iCs/>
-          <w:sz w:val="24"/>
-          <w:szCs w:val="24"/>
-        </w:rPr>
-        <w:t>Once</w:t>
-      </w:r>
-      <w:proofErr w:type="spellEnd"/>
-      <w:r>
-        <w:rPr>
-          <w:rFonts w:ascii="Times New Roman" w:eastAsia="Times New Roman" w:hAnsi="Times New Roman" w:cs="Times New Roman"/>
-          <w:bCs/>
-          <w:sz w:val="24"/>
-          <w:szCs w:val="24"/>
-        </w:rPr>
-        <w:t>, observa-se que algumas empresas participantes de licitações apresentam documentos que já estão disponíveis em bases públicas, o que configura uma duplicidade de informações. Essa prática compromete a integridade do processo, pois contraria o pressuposto de que cada dado ou documento deve ser fornecido apenas uma vez, evitando redundâncias e garantindo maior eficiência e transparência na análise documental.</w:t>
-      </w:r>
-    </w:p>
-    <w:p>
-      <w:pPr>
-        <w:ind w:left="720"/>
-        <w:jc w:val="both"/>
-        <w:rPr>
-          <w:rFonts w:ascii="Times New Roman" w:eastAsia="Times New Roman" w:hAnsi="Times New Roman" w:cs="Times New Roman"/>
-          <w:bCs/>
+        <w:lastRenderedPageBreak/>
+        <w:t>MAPEAMENTO DOS PASSOS ATUAIS DO PROCESSO</w:t>
+      </w:r>
+    </w:p>
+    <w:p>
+      <w:pPr>
+        <w:pStyle w:val="PargrafodaLista"/>
+        <w:jc w:val="both"/>
+        <w:rPr>
+          <w:rFonts w:ascii="Times New Roman" w:eastAsia="Times New Roman" w:hAnsi="Times New Roman" w:cs="Times New Roman"/>
+          <w:b/>
+          <w:sz w:val="24"/>
+          <w:szCs w:val="24"/>
+        </w:rPr>
+      </w:pPr>
+    </w:p>
+    <w:p>
+      <w:pPr>
+        <w:ind w:left="360"/>
+        <w:jc w:val="center"/>
+        <w:rPr>
+          <w:rFonts w:ascii="Times New Roman" w:eastAsia="Times New Roman" w:hAnsi="Times New Roman" w:cs="Times New Roman"/>
+          <w:b/>
+          <w:sz w:val="24"/>
+          <w:szCs w:val="24"/>
+        </w:rPr>
+      </w:pPr>
+      <w:r>
+        <w:rPr>
+          <w:rFonts w:ascii="Times New Roman" w:eastAsia="Times New Roman" w:hAnsi="Times New Roman" w:cs="Times New Roman"/>
+          <w:b/>
+          <w:sz w:val="24"/>
+          <w:szCs w:val="24"/>
+        </w:rPr>
+        <w:drawing>
+          <wp:inline distT="0" distB="0" distL="0" distR="0" wp14:anchorId="6DEACC01" wp14:editId="1179308B">
+            <wp:extent cx="4457700" cy="3430760"/>
+            <wp:effectExtent l="19050" t="19050" r="19050" b="17780"/>
+            <wp:docPr id="187641598" name="Imagem 1"/>
+            <wp:cNvGraphicFramePr>
+              <a:graphicFrameLocks xmlns:a="http://schemas.openxmlformats.org/drawingml/2006/main" noChangeAspect="1"/>
+            </wp:cNvGraphicFramePr>
+            <a:graphic xmlns:a="http://schemas.openxmlformats.org/drawingml/2006/main">
+              <a:graphicData uri="http://schemas.openxmlformats.org/drawingml/2006/picture">
+                <pic:pic xmlns:pic="http://schemas.openxmlformats.org/drawingml/2006/picture">
+                  <pic:nvPicPr>
+                    <pic:cNvPr id="187641598" name=""/>
+                    <pic:cNvPicPr/>
+                  </pic:nvPicPr>
+                  <pic:blipFill>
+                    <a:blip r:embed="rId9"/>
+                    <a:stretch>
+                      <a:fillRect/>
+                    </a:stretch>
+                  </pic:blipFill>
+                  <pic:spPr>
+                    <a:xfrm>
+                      <a:off x="0" y="0"/>
+                      <a:ext cx="4499485" cy="3462919"/>
+                    </a:xfrm>
+                    <a:prstGeom prst="rect">
+                      <a:avLst/>
+                    </a:prstGeom>
+                    <a:ln w="19050">
+                      <a:solidFill>
+                        <a:schemeClr val="accent1">
+                          <a:alpha val="99000"/>
+                        </a:schemeClr>
+                      </a:solidFill>
+                    </a:ln>
+                    <a:effectLst/>
+                  </pic:spPr>
+                </pic:pic>
+              </a:graphicData>
+            </a:graphic>
+          </wp:inline>
+        </w:drawing>
+      </w:r>
+    </w:p>
+    <w:p>
+      <w:pPr>
+        <w:ind w:left="360"/>
+        <w:jc w:val="center"/>
+        <w:rPr>
+          <w:rFonts w:ascii="Times New Roman" w:eastAsia="Times New Roman" w:hAnsi="Times New Roman" w:cs="Times New Roman"/>
+          <w:b/>
           <w:sz w:val="24"/>
           <w:szCs w:val="24"/>
         </w:rPr>
@@ -951,8 +975,31 @@
           <w:sz w:val="24"/>
           <w:szCs w:val="24"/>
         </w:rPr>
-        <w:t>PONTOS DE FRUSTRAÇÃO DO CIDADÃO E SERVIDOR</w:t>
-      </w:r>
+        <w:t xml:space="preserve">IDENTIFICAÇÃO DAS VIOLAÇÕES DO </w:t>
+      </w:r>
+      <w:r>
+        <w:rPr>
+          <w:rFonts w:ascii="Times New Roman" w:eastAsia="Times New Roman" w:hAnsi="Times New Roman" w:cs="Times New Roman"/>
+          <w:b/>
+          <w:i/>
+          <w:iCs/>
+          <w:sz w:val="24"/>
+          <w:szCs w:val="24"/>
+        </w:rPr>
+        <w:t>ONLY-ONCE</w:t>
+      </w:r>
+    </w:p>
+    <w:p>
+      <w:pPr>
+        <w:pStyle w:val="PargrafodaLista"/>
+        <w:jc w:val="both"/>
+        <w:rPr>
+          <w:rFonts w:ascii="Times New Roman" w:eastAsia="Times New Roman" w:hAnsi="Times New Roman" w:cs="Times New Roman"/>
+          <w:b/>
+          <w:sz w:val="24"/>
+          <w:szCs w:val="24"/>
+        </w:rPr>
+      </w:pPr>
     </w:p>
     <w:p>
       <w:pPr>
@@ -972,17 +1019,27 @@
           <w:sz w:val="24"/>
           <w:szCs w:val="24"/>
         </w:rPr>
-        <w:t xml:space="preserve">Um dos principais pontos de frustração para os concorrentes em processos licitatórios é a exigência recorrente de entrega de documentos que já se encontram disponíveis em bases públicas, como o SICAF. Mesmo com o acesso eletrônico a essas informações, os editais continuam demandando certidões atualizadas em formato físico ou digital, o que gera redundância e aumenta a burocracia. Essa prática </w:t>
-      </w:r>
-      <w:r>
-        <w:rPr>
-          <w:rFonts w:ascii="Times New Roman" w:eastAsia="Times New Roman" w:hAnsi="Times New Roman" w:cs="Times New Roman"/>
-          <w:bCs/>
-          <w:sz w:val="24"/>
-          <w:szCs w:val="24"/>
-        </w:rPr>
-        <w:lastRenderedPageBreak/>
-        <w:t>evidencia a falta de interoperabilidade entre os sistemas públicos, comprometendo a eficiência e a transparência do processo, além de impor custos e esforços desnecessários aos participantes.</w:t>
+        <w:t xml:space="preserve">No processo de identificação de violações ao princípio do </w:t>
+      </w:r>
+      <w:r>
+        <w:rPr>
+          <w:rFonts w:ascii="Times New Roman" w:eastAsia="Times New Roman" w:hAnsi="Times New Roman" w:cs="Times New Roman"/>
+          <w:bCs/>
+          <w:i/>
+          <w:iCs/>
+          <w:sz w:val="24"/>
+          <w:szCs w:val="24"/>
+        </w:rPr>
+        <w:t>Only-Once</w:t>
+      </w:r>
+      <w:r>
+        <w:rPr>
+          <w:rFonts w:ascii="Times New Roman" w:eastAsia="Times New Roman" w:hAnsi="Times New Roman" w:cs="Times New Roman"/>
+          <w:bCs/>
+          <w:sz w:val="24"/>
+          <w:szCs w:val="24"/>
+        </w:rPr>
+        <w:t>, observa-se que algumas empresas participantes de licitações apresentam documentos que já estão disponíveis em bases públicas, o que configura uma duplicidade de informações. Essa prática compromete a integridade do processo, pois contraria o pressuposto de que cada dado ou documento deve ser fornecido apenas uma vez, evitando redundâncias e garantindo maior eficiência e transparência na análise documental.</w:t>
       </w:r>
     </w:p>
     <w:p>
@@ -991,7 +1048,7 @@
         <w:jc w:val="both"/>
         <w:rPr>
           <w:rFonts w:ascii="Times New Roman" w:eastAsia="Times New Roman" w:hAnsi="Times New Roman" w:cs="Times New Roman"/>
-          <w:b/>
+          <w:bCs/>
           <w:sz w:val="24"/>
           <w:szCs w:val="24"/>
         </w:rPr>
@@ -1019,17 +1076,53 @@
           <w:sz w:val="24"/>
           <w:szCs w:val="24"/>
         </w:rPr>
-        <w:t xml:space="preserve">PROPOSTA DA VERSÃO DIGITAL </w:t>
-      </w:r>
-      <w:r>
-        <w:rPr>
-          <w:rFonts w:ascii="Times New Roman" w:eastAsia="Times New Roman" w:hAnsi="Times New Roman" w:cs="Times New Roman"/>
-          <w:b/>
-          <w:sz w:val="24"/>
-          <w:szCs w:val="24"/>
-        </w:rPr>
-        <w:t>SIMPLIFICADA</w:t>
-      </w:r>
+        <w:t>PONTOS DE FRUSTRAÇÃO DO CIDADÃO E SERVIDOR</w:t>
+      </w:r>
+    </w:p>
+    <w:p>
+      <w:pPr>
+        <w:pStyle w:val="PargrafodaLista"/>
+        <w:jc w:val="both"/>
+        <w:rPr>
+          <w:rFonts w:ascii="Times New Roman" w:eastAsia="Times New Roman" w:hAnsi="Times New Roman" w:cs="Times New Roman"/>
+          <w:b/>
+          <w:sz w:val="24"/>
+          <w:szCs w:val="24"/>
+        </w:rPr>
+      </w:pPr>
+    </w:p>
+    <w:p>
+      <w:pPr>
+        <w:ind w:left="720"/>
+        <w:jc w:val="both"/>
+        <w:rPr>
+          <w:rFonts w:ascii="Times New Roman" w:eastAsia="Times New Roman" w:hAnsi="Times New Roman" w:cs="Times New Roman"/>
+          <w:bCs/>
+          <w:sz w:val="24"/>
+          <w:szCs w:val="24"/>
+        </w:rPr>
+      </w:pPr>
+      <w:r>
+        <w:rPr>
+          <w:rFonts w:ascii="Times New Roman" w:eastAsia="Times New Roman" w:hAnsi="Times New Roman" w:cs="Times New Roman"/>
+          <w:bCs/>
+          <w:sz w:val="24"/>
+          <w:szCs w:val="24"/>
+        </w:rPr>
+        <w:t>Um dos principais pontos de frustração para os concorrentes em processos licitatórios é a exigência recorrente de entrega de documentos que já se encontram disponíveis em bases públicas, como o SICAF. Mesmo com o acesso eletrônico a essas informações, os editais continuam demandando certidões atualizadas em formato físico ou digital, o que gera redundância e aumenta a burocracia. Essa prática evidencia a falta de interoperabilidade entre os sistemas públicos, comprometendo a eficiência e a transparência do processo, além de impor custos e esforços desnecessários aos participantes.</w:t>
+      </w:r>
+    </w:p>
+    <w:p>
+      <w:pPr>
+        <w:ind w:left="720"/>
+        <w:jc w:val="both"/>
+        <w:rPr>
+          <w:rFonts w:ascii="Times New Roman" w:eastAsia="Times New Roman" w:hAnsi="Times New Roman" w:cs="Times New Roman"/>
+          <w:b/>
+          <w:sz w:val="24"/>
+          <w:szCs w:val="24"/>
+        </w:rPr>
+      </w:pPr>
     </w:p>
     <w:p>
       <w:pPr>
@@ -1042,25 +1135,95 @@
         <w:rPr>
           <w:rFonts w:ascii="Times New Roman" w:eastAsia="Times New Roman" w:hAnsi="Times New Roman" w:cs="Times New Roman"/>
           <w:b/>
-          <w:color w:val="EE0000"/>
-          <w:sz w:val="24"/>
-          <w:szCs w:val="24"/>
-        </w:rPr>
-      </w:pPr>
-      <w:r>
-        <w:rPr>
-          <w:rFonts w:ascii="Times New Roman" w:eastAsia="Times New Roman" w:hAnsi="Times New Roman" w:cs="Times New Roman"/>
-          <w:b/>
-          <w:color w:val="EE0000"/>
-          <w:sz w:val="24"/>
-          <w:szCs w:val="24"/>
-        </w:rPr>
-        <w:t>Colocar o fluxo feito no quadro</w:t>
-      </w:r>
-    </w:p>
-    <w:p>
-      <w:pPr>
-        <w:jc w:val="both"/>
+          <w:sz w:val="24"/>
+          <w:szCs w:val="24"/>
+        </w:rPr>
+      </w:pPr>
+      <w:r>
+        <w:rPr>
+          <w:rFonts w:ascii="Times New Roman" w:eastAsia="Times New Roman" w:hAnsi="Times New Roman" w:cs="Times New Roman"/>
+          <w:b/>
+          <w:sz w:val="24"/>
+          <w:szCs w:val="24"/>
+        </w:rPr>
+        <w:lastRenderedPageBreak/>
+        <w:t xml:space="preserve">PROPOSTA DA VERSÃO DIGITAL </w:t>
+      </w:r>
+      <w:r>
+        <w:rPr>
+          <w:rFonts w:ascii="Times New Roman" w:eastAsia="Times New Roman" w:hAnsi="Times New Roman" w:cs="Times New Roman"/>
+          <w:b/>
+          <w:sz w:val="24"/>
+          <w:szCs w:val="24"/>
+        </w:rPr>
+        <w:t>SIMPLIFICADA</w:t>
+      </w:r>
+    </w:p>
+    <w:p>
+      <w:pPr>
+        <w:jc w:val="center"/>
+        <w:rPr>
+          <w:rFonts w:ascii="Times New Roman" w:eastAsia="Times New Roman" w:hAnsi="Times New Roman" w:cs="Times New Roman"/>
+          <w:b/>
+          <w:sz w:val="24"/>
+          <w:szCs w:val="24"/>
+        </w:rPr>
+      </w:pPr>
+      <w:r>
+        <w:rPr>
+          <w:rFonts w:ascii="Times New Roman" w:eastAsia="Times New Roman" w:hAnsi="Times New Roman" w:cs="Times New Roman"/>
+          <w:b/>
+          <w:sz w:val="24"/>
+          <w:szCs w:val="24"/>
+        </w:rPr>
+        <w:drawing>
+          <wp:inline distT="0" distB="0" distL="0" distR="0" wp14:anchorId="225262E3" wp14:editId="085DE319">
+            <wp:extent cx="2176780" cy="3687015"/>
+            <wp:effectExtent l="19050" t="19050" r="13970" b="27940"/>
+            <wp:docPr id="1768456416" name="Imagem 1"/>
+            <wp:cNvGraphicFramePr>
+              <a:graphicFrameLocks xmlns:a="http://schemas.openxmlformats.org/drawingml/2006/main" noChangeAspect="1"/>
+            </wp:cNvGraphicFramePr>
+            <a:graphic xmlns:a="http://schemas.openxmlformats.org/drawingml/2006/main">
+              <a:graphicData uri="http://schemas.openxmlformats.org/drawingml/2006/picture">
+                <pic:pic xmlns:pic="http://schemas.openxmlformats.org/drawingml/2006/picture">
+                  <pic:nvPicPr>
+                    <pic:cNvPr id="1768456416" name=""/>
+                    <pic:cNvPicPr/>
+                  </pic:nvPicPr>
+                  <pic:blipFill>
+                    <a:blip r:embed="rId10"/>
+                    <a:stretch>
+                      <a:fillRect/>
+                    </a:stretch>
+                  </pic:blipFill>
+                  <pic:spPr>
+                    <a:xfrm>
+                      <a:off x="0" y="0"/>
+                      <a:ext cx="2189095" cy="3707874"/>
+                    </a:xfrm>
+                    <a:prstGeom prst="rect">
+                      <a:avLst/>
+                    </a:prstGeom>
+                    <a:ln w="19050">
+                      <a:solidFill>
+                        <a:schemeClr val="accent1">
+                          <a:alpha val="99000"/>
+                        </a:schemeClr>
+                      </a:solidFill>
+                    </a:ln>
+                    <a:effectLst/>
+                  </pic:spPr>
+                </pic:pic>
+              </a:graphicData>
+            </a:graphic>
+          </wp:inline>
+        </w:drawing>
+      </w:r>
+    </w:p>
+    <w:p>
+      <w:pPr>
+        <w:jc w:val="center"/>
         <w:rPr>
           <w:rFonts w:ascii="Times New Roman" w:eastAsia="Times New Roman" w:hAnsi="Times New Roman" w:cs="Times New Roman"/>
           <w:b/>
@@ -1097,27 +1260,77 @@
     <w:p>
       <w:pPr>
         <w:pStyle w:val="PargrafodaLista"/>
-        <w:numPr>
-          <w:ilvl w:val="0"/>
-          <w:numId w:val="1"/>
-        </w:numPr>
-        <w:jc w:val="both"/>
-        <w:rPr>
-          <w:rFonts w:ascii="Times New Roman" w:eastAsia="Times New Roman" w:hAnsi="Times New Roman" w:cs="Times New Roman"/>
-          <w:b/>
-          <w:sz w:val="24"/>
-          <w:szCs w:val="24"/>
-        </w:rPr>
-      </w:pPr>
-      <w:r>
-        <w:rPr>
-          <w:rFonts w:ascii="Times New Roman" w:eastAsia="Times New Roman" w:hAnsi="Times New Roman" w:cs="Times New Roman"/>
-          <w:b/>
-          <w:sz w:val="24"/>
-          <w:szCs w:val="24"/>
-        </w:rPr>
-        <w:t>MAPA DE ATORES E JORNADA ATUAL DO USUÁRIO</w:t>
-      </w:r>
+      </w:pPr>
+    </w:p>
+    <w:p>
+      <w:pPr>
+        <w:ind w:left="720"/>
+        <w:jc w:val="both"/>
+        <w:rPr>
+          <w:rFonts w:ascii="Times New Roman" w:eastAsia="Times New Roman" w:hAnsi="Times New Roman" w:cs="Times New Roman"/>
+          <w:bCs/>
+          <w:sz w:val="24"/>
+          <w:szCs w:val="24"/>
+        </w:rPr>
+      </w:pPr>
+      <w:r>
+        <w:rPr>
+          <w:rFonts w:ascii="Times New Roman" w:eastAsia="Times New Roman" w:hAnsi="Times New Roman" w:cs="Times New Roman"/>
+          <w:bCs/>
+          <w:sz w:val="24"/>
+          <w:szCs w:val="24"/>
+        </w:rPr>
+        <w:t xml:space="preserve">Empresas que participam de licitações no </w:t>
+      </w:r>
+      <w:r>
+        <w:rPr>
+          <w:rFonts w:ascii="Times New Roman" w:eastAsia="Times New Roman" w:hAnsi="Times New Roman" w:cs="Times New Roman"/>
+          <w:bCs/>
+          <w:sz w:val="24"/>
+          <w:szCs w:val="24"/>
+        </w:rPr>
+        <w:t>Judiciário Federal</w:t>
+      </w:r>
+      <w:r>
+        <w:rPr>
+          <w:rFonts w:ascii="Times New Roman" w:eastAsia="Times New Roman" w:hAnsi="Times New Roman" w:cs="Times New Roman"/>
+          <w:bCs/>
+          <w:sz w:val="24"/>
+          <w:szCs w:val="24"/>
+        </w:rPr>
+        <w:t xml:space="preserve"> enfrentam dificuldades recorrentes relacionadas à exigência de reapresentação de documentos já disponíveis em bases oficiais como o SICAF (Sistema de Cadastramento Unificado de Fornecedores). Essa prática viola o princípio do '</w:t>
+      </w:r>
+      <w:r>
+        <w:rPr>
+          <w:rFonts w:ascii="Times New Roman" w:eastAsia="Times New Roman" w:hAnsi="Times New Roman" w:cs="Times New Roman"/>
+          <w:bCs/>
+          <w:i/>
+          <w:iCs/>
+          <w:sz w:val="24"/>
+          <w:szCs w:val="24"/>
+        </w:rPr>
+        <w:t>Once Only'</w:t>
+      </w:r>
+      <w:r>
+        <w:rPr>
+          <w:rFonts w:ascii="Times New Roman" w:eastAsia="Times New Roman" w:hAnsi="Times New Roman" w:cs="Times New Roman"/>
+          <w:bCs/>
+          <w:sz w:val="24"/>
+          <w:szCs w:val="24"/>
+        </w:rPr>
+        <w:t>, que preconiza que o cidadão ou empresa não deve fornecer repetidamente as mesmas informações a diferentes órgãos públicos. Além disso, há falta de interoperabilidade entre sistemas públicos, o que resulta em redundância documental, aumento de custos operacionais e frustração por parte dos usuários.</w:t>
+      </w:r>
+    </w:p>
+    <w:p>
+      <w:pPr>
+        <w:jc w:val="both"/>
+        <w:rPr>
+          <w:rFonts w:ascii="Times New Roman" w:eastAsia="Times New Roman" w:hAnsi="Times New Roman" w:cs="Times New Roman"/>
+          <w:b/>
+          <w:sz w:val="24"/>
+          <w:szCs w:val="24"/>
+        </w:rPr>
+      </w:pPr>
     </w:p>
     <w:p>
       <w:pPr>
@@ -1141,8 +1354,1017 @@
           <w:sz w:val="24"/>
           <w:szCs w:val="24"/>
         </w:rPr>
-        <w:t>IDENTIFICAÇÃO DE 3-5 PONTOS DE FRICÇÃO COM CLASSIFICAÇÃO</w:t>
-      </w:r>
+        <w:t>MAPA DE ATORES E JORNADA ATUAL DO USUÁRIO</w:t>
+      </w:r>
+    </w:p>
+    <w:p>
+      <w:pPr>
+        <w:pStyle w:val="PargrafodaLista"/>
+        <w:rPr>
+          <w:rFonts w:ascii="Times New Roman" w:eastAsia="Times New Roman" w:hAnsi="Times New Roman" w:cs="Times New Roman"/>
+          <w:b/>
+          <w:sz w:val="24"/>
+          <w:szCs w:val="24"/>
+        </w:rPr>
+      </w:pPr>
+    </w:p>
+    <w:p>
+      <w:pPr>
+        <w:ind w:left="720"/>
+        <w:jc w:val="both"/>
+        <w:rPr>
+          <w:rFonts w:ascii="Times New Roman" w:eastAsia="Times New Roman" w:hAnsi="Times New Roman" w:cs="Times New Roman"/>
+          <w:bCs/>
+          <w:sz w:val="24"/>
+          <w:szCs w:val="24"/>
+        </w:rPr>
+      </w:pPr>
+      <w:r>
+        <w:rPr>
+          <w:rFonts w:ascii="Times New Roman" w:eastAsia="Times New Roman" w:hAnsi="Times New Roman" w:cs="Times New Roman"/>
+          <w:bCs/>
+          <w:sz w:val="24"/>
+          <w:szCs w:val="24"/>
+        </w:rPr>
+        <w:t xml:space="preserve">A seguir, os principais atores envolvidos e a jornada típica de participação em uma licitação no </w:t>
+      </w:r>
+      <w:r>
+        <w:rPr>
+          <w:rFonts w:ascii="Times New Roman" w:eastAsia="Times New Roman" w:hAnsi="Times New Roman" w:cs="Times New Roman"/>
+          <w:bCs/>
+          <w:sz w:val="24"/>
+          <w:szCs w:val="24"/>
+        </w:rPr>
+        <w:t>Judiciário Federal</w:t>
+      </w:r>
+      <w:r>
+        <w:rPr>
+          <w:rFonts w:ascii="Times New Roman" w:eastAsia="Times New Roman" w:hAnsi="Times New Roman" w:cs="Times New Roman"/>
+          <w:bCs/>
+          <w:sz w:val="24"/>
+          <w:szCs w:val="24"/>
+        </w:rPr>
+        <w:t>:</w:t>
+      </w:r>
+    </w:p>
+    <w:p>
+      <w:pPr>
+        <w:ind w:left="720"/>
+        <w:jc w:val="both"/>
+        <w:rPr>
+          <w:rFonts w:ascii="Times New Roman" w:eastAsia="Times New Roman" w:hAnsi="Times New Roman" w:cs="Times New Roman"/>
+          <w:bCs/>
+          <w:sz w:val="24"/>
+          <w:szCs w:val="24"/>
+        </w:rPr>
+      </w:pPr>
+      <w:r>
+        <w:rPr>
+          <w:rFonts w:ascii="Times New Roman" w:eastAsia="Times New Roman" w:hAnsi="Times New Roman" w:cs="Times New Roman"/>
+          <w:bCs/>
+          <w:sz w:val="24"/>
+          <w:szCs w:val="24"/>
+        </w:rPr>
+        <w:t>Tabela 1: Atores envolvidos no processo de licitação</w:t>
+      </w:r>
+      <w:r>
+        <w:rPr>
+          <w:rFonts w:ascii="Times New Roman" w:eastAsia="Times New Roman" w:hAnsi="Times New Roman" w:cs="Times New Roman"/>
+          <w:bCs/>
+          <w:sz w:val="24"/>
+          <w:szCs w:val="24"/>
+        </w:rPr>
+        <w:t xml:space="preserve"> </w:t>
+      </w:r>
+      <w:r>
+        <w:rPr>
+          <w:rFonts w:ascii="Times New Roman" w:eastAsia="Times New Roman" w:hAnsi="Times New Roman" w:cs="Times New Roman"/>
+          <w:bCs/>
+          <w:sz w:val="24"/>
+          <w:szCs w:val="24"/>
+        </w:rPr>
+        <w:t xml:space="preserve">no </w:t>
+      </w:r>
+      <w:r>
+        <w:rPr>
+          <w:rFonts w:ascii="Times New Roman" w:eastAsia="Times New Roman" w:hAnsi="Times New Roman" w:cs="Times New Roman"/>
+          <w:bCs/>
+          <w:sz w:val="24"/>
+          <w:szCs w:val="24"/>
+        </w:rPr>
+        <w:t>Judiciário Federal</w:t>
+      </w:r>
+      <w:r>
+        <w:rPr>
+          <w:rFonts w:ascii="Times New Roman" w:eastAsia="Times New Roman" w:hAnsi="Times New Roman" w:cs="Times New Roman"/>
+          <w:bCs/>
+          <w:sz w:val="24"/>
+          <w:szCs w:val="24"/>
+        </w:rPr>
+        <w:t>.</w:t>
+      </w:r>
+    </w:p>
+    <w:tbl>
+      <w:tblPr>
+        <w:tblStyle w:val="Tabelacomgrade"/>
+        <w:tblW w:w="0" w:type="auto"/>
+        <w:jc w:val="center"/>
+        <w:tblLook w:val="04A0" w:firstRow="1" w:lastRow="0" w:firstColumn="1" w:lastColumn="0" w:noHBand="0" w:noVBand="1"/>
+      </w:tblPr>
+      <w:tblGrid>
+        <w:gridCol w:w="2911"/>
+        <w:gridCol w:w="5310"/>
+      </w:tblGrid>
+      <w:tr>
+        <w:trPr>
+          <w:jc w:val="center"/>
+        </w:trPr>
+        <w:tc>
+          <w:tcPr>
+            <w:tcW w:w="2911" w:type="dxa"/>
+            <w:shd w:val="clear" w:color="auto" w:fill="BDD6EE" w:themeFill="accent1" w:themeFillTint="66"/>
+          </w:tcPr>
+          <w:p>
+            <w:pPr>
+              <w:spacing w:after="160" w:line="259" w:lineRule="auto"/>
+              <w:jc w:val="center"/>
+              <w:rPr>
+                <w:rFonts w:ascii="Times New Roman" w:eastAsia="Times New Roman" w:hAnsi="Times New Roman" w:cs="Times New Roman"/>
+                <w:b/>
+                <w:sz w:val="24"/>
+                <w:szCs w:val="24"/>
+              </w:rPr>
+            </w:pPr>
+            <w:r>
+              <w:rPr>
+                <w:rFonts w:ascii="Times New Roman" w:eastAsia="Times New Roman" w:hAnsi="Times New Roman" w:cs="Times New Roman"/>
+                <w:b/>
+                <w:sz w:val="24"/>
+                <w:szCs w:val="24"/>
+              </w:rPr>
+              <w:t>Ator</w:t>
+            </w:r>
+          </w:p>
+        </w:tc>
+        <w:tc>
+          <w:tcPr>
+            <w:tcW w:w="5310" w:type="dxa"/>
+            <w:shd w:val="clear" w:color="auto" w:fill="BDD6EE" w:themeFill="accent1" w:themeFillTint="66"/>
+          </w:tcPr>
+          <w:p>
+            <w:pPr>
+              <w:spacing w:after="160" w:line="259" w:lineRule="auto"/>
+              <w:jc w:val="center"/>
+              <w:rPr>
+                <w:rFonts w:ascii="Times New Roman" w:eastAsia="Times New Roman" w:hAnsi="Times New Roman" w:cs="Times New Roman"/>
+                <w:b/>
+                <w:sz w:val="24"/>
+                <w:szCs w:val="24"/>
+              </w:rPr>
+            </w:pPr>
+            <w:r>
+              <w:rPr>
+                <w:rFonts w:ascii="Times New Roman" w:eastAsia="Times New Roman" w:hAnsi="Times New Roman" w:cs="Times New Roman"/>
+                <w:b/>
+                <w:sz w:val="24"/>
+                <w:szCs w:val="24"/>
+              </w:rPr>
+              <w:t>Papel no Processo</w:t>
+            </w:r>
+          </w:p>
+        </w:tc>
+      </w:tr>
+      <w:tr>
+        <w:trPr>
+          <w:jc w:val="center"/>
+        </w:trPr>
+        <w:tc>
+          <w:tcPr>
+            <w:tcW w:w="2911" w:type="dxa"/>
+            <w:vAlign w:val="center"/>
+          </w:tcPr>
+          <w:p>
+            <w:pPr>
+              <w:spacing w:after="160" w:line="259" w:lineRule="auto"/>
+              <w:jc w:val="both"/>
+              <w:rPr>
+                <w:rFonts w:ascii="Times New Roman" w:eastAsia="Times New Roman" w:hAnsi="Times New Roman" w:cs="Times New Roman"/>
+                <w:bCs/>
+                <w:sz w:val="20"/>
+                <w:szCs w:val="20"/>
+              </w:rPr>
+            </w:pPr>
+            <w:r>
+              <w:rPr>
+                <w:rFonts w:ascii="Times New Roman" w:eastAsia="Times New Roman" w:hAnsi="Times New Roman" w:cs="Times New Roman"/>
+                <w:bCs/>
+                <w:sz w:val="20"/>
+                <w:szCs w:val="20"/>
+              </w:rPr>
+              <w:t>Empresas/Fornecedores</w:t>
+            </w:r>
+          </w:p>
+        </w:tc>
+        <w:tc>
+          <w:tcPr>
+            <w:tcW w:w="5310" w:type="dxa"/>
+            <w:vAlign w:val="center"/>
+          </w:tcPr>
+          <w:p>
+            <w:pPr>
+              <w:spacing w:after="160" w:line="259" w:lineRule="auto"/>
+              <w:jc w:val="both"/>
+              <w:rPr>
+                <w:rFonts w:ascii="Times New Roman" w:eastAsia="Times New Roman" w:hAnsi="Times New Roman" w:cs="Times New Roman"/>
+                <w:bCs/>
+                <w:sz w:val="20"/>
+                <w:szCs w:val="20"/>
+              </w:rPr>
+            </w:pPr>
+            <w:r>
+              <w:rPr>
+                <w:rFonts w:ascii="Times New Roman" w:eastAsia="Times New Roman" w:hAnsi="Times New Roman" w:cs="Times New Roman"/>
+                <w:bCs/>
+                <w:sz w:val="20"/>
+                <w:szCs w:val="20"/>
+              </w:rPr>
+              <w:t>Participam das licitações, submetem propostas e documentação.</w:t>
+            </w:r>
+          </w:p>
+        </w:tc>
+      </w:tr>
+      <w:tr>
+        <w:trPr>
+          <w:jc w:val="center"/>
+        </w:trPr>
+        <w:tc>
+          <w:tcPr>
+            <w:tcW w:w="2911" w:type="dxa"/>
+            <w:vAlign w:val="center"/>
+          </w:tcPr>
+          <w:p>
+            <w:pPr>
+              <w:spacing w:after="160" w:line="259" w:lineRule="auto"/>
+              <w:jc w:val="both"/>
+              <w:rPr>
+                <w:rFonts w:ascii="Times New Roman" w:eastAsia="Times New Roman" w:hAnsi="Times New Roman" w:cs="Times New Roman"/>
+                <w:bCs/>
+                <w:sz w:val="20"/>
+                <w:szCs w:val="20"/>
+              </w:rPr>
+            </w:pPr>
+            <w:r>
+              <w:rPr>
+                <w:rFonts w:ascii="Times New Roman" w:eastAsia="Times New Roman" w:hAnsi="Times New Roman" w:cs="Times New Roman"/>
+                <w:bCs/>
+                <w:sz w:val="20"/>
+                <w:szCs w:val="20"/>
+              </w:rPr>
+              <w:lastRenderedPageBreak/>
+              <w:t>Judiciário Federal</w:t>
+            </w:r>
+            <w:r>
+              <w:rPr>
+                <w:rFonts w:ascii="Times New Roman" w:eastAsia="Times New Roman" w:hAnsi="Times New Roman" w:cs="Times New Roman"/>
+                <w:bCs/>
+                <w:sz w:val="20"/>
+                <w:szCs w:val="20"/>
+              </w:rPr>
+              <w:t xml:space="preserve"> (Comissão de Licitação)</w:t>
+            </w:r>
+          </w:p>
+        </w:tc>
+        <w:tc>
+          <w:tcPr>
+            <w:tcW w:w="5310" w:type="dxa"/>
+            <w:vAlign w:val="center"/>
+          </w:tcPr>
+          <w:p>
+            <w:pPr>
+              <w:spacing w:after="160" w:line="259" w:lineRule="auto"/>
+              <w:jc w:val="both"/>
+              <w:rPr>
+                <w:rFonts w:ascii="Times New Roman" w:eastAsia="Times New Roman" w:hAnsi="Times New Roman" w:cs="Times New Roman"/>
+                <w:bCs/>
+                <w:sz w:val="20"/>
+                <w:szCs w:val="20"/>
+              </w:rPr>
+            </w:pPr>
+            <w:r>
+              <w:rPr>
+                <w:rFonts w:ascii="Times New Roman" w:eastAsia="Times New Roman" w:hAnsi="Times New Roman" w:cs="Times New Roman"/>
+                <w:bCs/>
+                <w:sz w:val="20"/>
+                <w:szCs w:val="20"/>
+              </w:rPr>
+              <w:t>Conduz o processo licitatório, analisa documentos e propostas.</w:t>
+            </w:r>
+          </w:p>
+        </w:tc>
+      </w:tr>
+      <w:tr>
+        <w:trPr>
+          <w:jc w:val="center"/>
+        </w:trPr>
+        <w:tc>
+          <w:tcPr>
+            <w:tcW w:w="2911" w:type="dxa"/>
+            <w:vAlign w:val="center"/>
+          </w:tcPr>
+          <w:p>
+            <w:pPr>
+              <w:spacing w:after="160" w:line="259" w:lineRule="auto"/>
+              <w:jc w:val="both"/>
+              <w:rPr>
+                <w:rFonts w:ascii="Times New Roman" w:eastAsia="Times New Roman" w:hAnsi="Times New Roman" w:cs="Times New Roman"/>
+                <w:bCs/>
+                <w:sz w:val="20"/>
+                <w:szCs w:val="20"/>
+              </w:rPr>
+            </w:pPr>
+            <w:r>
+              <w:rPr>
+                <w:rFonts w:ascii="Times New Roman" w:eastAsia="Times New Roman" w:hAnsi="Times New Roman" w:cs="Times New Roman"/>
+                <w:bCs/>
+                <w:sz w:val="20"/>
+                <w:szCs w:val="20"/>
+              </w:rPr>
+              <w:t>Órgãos de Controle (TCU, CGU)</w:t>
+            </w:r>
+          </w:p>
+        </w:tc>
+        <w:tc>
+          <w:tcPr>
+            <w:tcW w:w="5310" w:type="dxa"/>
+            <w:vAlign w:val="center"/>
+          </w:tcPr>
+          <w:p>
+            <w:pPr>
+              <w:spacing w:after="160" w:line="259" w:lineRule="auto"/>
+              <w:jc w:val="both"/>
+              <w:rPr>
+                <w:rFonts w:ascii="Times New Roman" w:eastAsia="Times New Roman" w:hAnsi="Times New Roman" w:cs="Times New Roman"/>
+                <w:bCs/>
+                <w:sz w:val="20"/>
+                <w:szCs w:val="20"/>
+              </w:rPr>
+            </w:pPr>
+            <w:r>
+              <w:rPr>
+                <w:rFonts w:ascii="Times New Roman" w:eastAsia="Times New Roman" w:hAnsi="Times New Roman" w:cs="Times New Roman"/>
+                <w:bCs/>
+                <w:sz w:val="20"/>
+                <w:szCs w:val="20"/>
+              </w:rPr>
+              <w:t>Fiscalizam a legalidade e eficiência dos processos.</w:t>
+            </w:r>
+          </w:p>
+        </w:tc>
+      </w:tr>
+      <w:tr>
+        <w:trPr>
+          <w:jc w:val="center"/>
+        </w:trPr>
+        <w:tc>
+          <w:tcPr>
+            <w:tcW w:w="2911" w:type="dxa"/>
+            <w:vAlign w:val="center"/>
+          </w:tcPr>
+          <w:p>
+            <w:pPr>
+              <w:spacing w:after="160" w:line="259" w:lineRule="auto"/>
+              <w:jc w:val="both"/>
+              <w:rPr>
+                <w:rFonts w:ascii="Times New Roman" w:eastAsia="Times New Roman" w:hAnsi="Times New Roman" w:cs="Times New Roman"/>
+                <w:bCs/>
+                <w:sz w:val="20"/>
+                <w:szCs w:val="20"/>
+              </w:rPr>
+            </w:pPr>
+            <w:r>
+              <w:rPr>
+                <w:rFonts w:ascii="Times New Roman" w:eastAsia="Times New Roman" w:hAnsi="Times New Roman" w:cs="Times New Roman"/>
+                <w:bCs/>
+                <w:sz w:val="20"/>
+                <w:szCs w:val="20"/>
+              </w:rPr>
+              <w:t>SICAF</w:t>
+            </w:r>
+          </w:p>
+        </w:tc>
+        <w:tc>
+          <w:tcPr>
+            <w:tcW w:w="5310" w:type="dxa"/>
+            <w:vAlign w:val="center"/>
+          </w:tcPr>
+          <w:p>
+            <w:pPr>
+              <w:spacing w:after="160" w:line="259" w:lineRule="auto"/>
+              <w:jc w:val="both"/>
+              <w:rPr>
+                <w:rFonts w:ascii="Times New Roman" w:eastAsia="Times New Roman" w:hAnsi="Times New Roman" w:cs="Times New Roman"/>
+                <w:bCs/>
+                <w:sz w:val="20"/>
+                <w:szCs w:val="20"/>
+              </w:rPr>
+            </w:pPr>
+            <w:r>
+              <w:rPr>
+                <w:rFonts w:ascii="Times New Roman" w:eastAsia="Times New Roman" w:hAnsi="Times New Roman" w:cs="Times New Roman"/>
+                <w:bCs/>
+                <w:sz w:val="20"/>
+                <w:szCs w:val="20"/>
+              </w:rPr>
+              <w:t>Sistema de cadastro de fornecedores utilizado como base de dados oficial.</w:t>
+            </w:r>
+          </w:p>
+        </w:tc>
+      </w:tr>
+      <w:tr>
+        <w:trPr>
+          <w:jc w:val="center"/>
+        </w:trPr>
+        <w:tc>
+          <w:tcPr>
+            <w:tcW w:w="2911" w:type="dxa"/>
+            <w:vAlign w:val="center"/>
+          </w:tcPr>
+          <w:p>
+            <w:pPr>
+              <w:spacing w:after="160" w:line="259" w:lineRule="auto"/>
+              <w:jc w:val="both"/>
+              <w:rPr>
+                <w:rFonts w:ascii="Times New Roman" w:eastAsia="Times New Roman" w:hAnsi="Times New Roman" w:cs="Times New Roman"/>
+                <w:bCs/>
+                <w:sz w:val="20"/>
+                <w:szCs w:val="20"/>
+              </w:rPr>
+            </w:pPr>
+            <w:r>
+              <w:rPr>
+                <w:rFonts w:ascii="Times New Roman" w:eastAsia="Times New Roman" w:hAnsi="Times New Roman" w:cs="Times New Roman"/>
+                <w:bCs/>
+                <w:sz w:val="20"/>
+                <w:szCs w:val="20"/>
+              </w:rPr>
+              <w:t xml:space="preserve">Usuários Finais do </w:t>
+            </w:r>
+            <w:r>
+              <w:rPr>
+                <w:rFonts w:ascii="Times New Roman" w:eastAsia="Times New Roman" w:hAnsi="Times New Roman" w:cs="Times New Roman"/>
+                <w:bCs/>
+                <w:sz w:val="20"/>
+                <w:szCs w:val="20"/>
+              </w:rPr>
+              <w:t>Judiciário Federal</w:t>
+            </w:r>
+          </w:p>
+        </w:tc>
+        <w:tc>
+          <w:tcPr>
+            <w:tcW w:w="5310" w:type="dxa"/>
+            <w:vAlign w:val="center"/>
+          </w:tcPr>
+          <w:p>
+            <w:pPr>
+              <w:spacing w:after="160" w:line="259" w:lineRule="auto"/>
+              <w:jc w:val="both"/>
+              <w:rPr>
+                <w:rFonts w:ascii="Times New Roman" w:eastAsia="Times New Roman" w:hAnsi="Times New Roman" w:cs="Times New Roman"/>
+                <w:bCs/>
+                <w:sz w:val="20"/>
+                <w:szCs w:val="20"/>
+              </w:rPr>
+            </w:pPr>
+            <w:r>
+              <w:rPr>
+                <w:rFonts w:ascii="Times New Roman" w:eastAsia="Times New Roman" w:hAnsi="Times New Roman" w:cs="Times New Roman"/>
+                <w:bCs/>
+                <w:sz w:val="20"/>
+                <w:szCs w:val="20"/>
+              </w:rPr>
+              <w:t>Beneficiários dos bens e serviços adquiridos via licitação.</w:t>
+            </w:r>
+          </w:p>
+        </w:tc>
+      </w:tr>
+    </w:tbl>
+    <w:p>
+      <w:pPr>
+        <w:ind w:left="720"/>
+        <w:jc w:val="both"/>
+        <w:rPr>
+          <w:rFonts w:ascii="Times New Roman" w:eastAsia="Times New Roman" w:hAnsi="Times New Roman" w:cs="Times New Roman"/>
+          <w:bCs/>
+          <w:sz w:val="24"/>
+          <w:szCs w:val="24"/>
+        </w:rPr>
+      </w:pPr>
+      <w:r>
+        <w:rPr>
+          <w:rFonts w:ascii="Times New Roman" w:eastAsia="Times New Roman" w:hAnsi="Times New Roman" w:cs="Times New Roman"/>
+          <w:bCs/>
+          <w:sz w:val="24"/>
+          <w:szCs w:val="24"/>
+        </w:rPr>
+        <w:br/>
+      </w:r>
+    </w:p>
+    <w:p>
+      <w:pPr>
+        <w:ind w:left="720"/>
+        <w:jc w:val="both"/>
+        <w:rPr>
+          <w:rFonts w:ascii="Times New Roman" w:eastAsia="Times New Roman" w:hAnsi="Times New Roman" w:cs="Times New Roman"/>
+          <w:bCs/>
+          <w:sz w:val="24"/>
+          <w:szCs w:val="24"/>
+        </w:rPr>
+      </w:pPr>
+      <w:r>
+        <w:rPr>
+          <w:rFonts w:ascii="Times New Roman" w:eastAsia="Times New Roman" w:hAnsi="Times New Roman" w:cs="Times New Roman"/>
+          <w:bCs/>
+          <w:sz w:val="24"/>
+          <w:szCs w:val="24"/>
+        </w:rPr>
+        <w:t>Tabela 2: Jornada típica de participação em uma licitação no</w:t>
+      </w:r>
+      <w:r>
+        <w:rPr>
+          <w:rFonts w:ascii="Times New Roman" w:eastAsia="Times New Roman" w:hAnsi="Times New Roman" w:cs="Times New Roman"/>
+          <w:bCs/>
+          <w:sz w:val="24"/>
+          <w:szCs w:val="24"/>
+        </w:rPr>
+        <w:t xml:space="preserve"> </w:t>
+      </w:r>
+      <w:r>
+        <w:rPr>
+          <w:rFonts w:ascii="Times New Roman" w:eastAsia="Times New Roman" w:hAnsi="Times New Roman" w:cs="Times New Roman"/>
+          <w:bCs/>
+          <w:sz w:val="24"/>
+          <w:szCs w:val="24"/>
+        </w:rPr>
+        <w:t>Judiciário Federal</w:t>
+      </w:r>
+      <w:r>
+        <w:rPr>
+          <w:rFonts w:ascii="Times New Roman" w:eastAsia="Times New Roman" w:hAnsi="Times New Roman" w:cs="Times New Roman"/>
+          <w:bCs/>
+          <w:sz w:val="24"/>
+          <w:szCs w:val="24"/>
+        </w:rPr>
+        <w:t>.</w:t>
+      </w:r>
+    </w:p>
+    <w:tbl>
+      <w:tblPr>
+        <w:tblStyle w:val="Tabelacomgrade"/>
+        <w:tblW w:w="0" w:type="auto"/>
+        <w:tblInd w:w="988" w:type="dxa"/>
+        <w:tblLook w:val="04A0" w:firstRow="1" w:lastRow="0" w:firstColumn="1" w:lastColumn="0" w:noHBand="0" w:noVBand="1"/>
+      </w:tblPr>
+      <w:tblGrid>
+        <w:gridCol w:w="3118"/>
+        <w:gridCol w:w="4961"/>
+      </w:tblGrid>
+      <w:tr>
+        <w:tc>
+          <w:tcPr>
+            <w:tcW w:w="3118" w:type="dxa"/>
+            <w:shd w:val="clear" w:color="auto" w:fill="BDD6EE" w:themeFill="accent1" w:themeFillTint="66"/>
+            <w:vAlign w:val="center"/>
+          </w:tcPr>
+          <w:p>
+            <w:pPr>
+              <w:spacing w:after="160" w:line="259" w:lineRule="auto"/>
+              <w:jc w:val="center"/>
+              <w:rPr>
+                <w:rFonts w:ascii="Times New Roman" w:eastAsia="Times New Roman" w:hAnsi="Times New Roman" w:cs="Times New Roman"/>
+                <w:b/>
+                <w:sz w:val="24"/>
+                <w:szCs w:val="24"/>
+              </w:rPr>
+            </w:pPr>
+            <w:r>
+              <w:rPr>
+                <w:rFonts w:ascii="Times New Roman" w:eastAsia="Times New Roman" w:hAnsi="Times New Roman" w:cs="Times New Roman"/>
+                <w:b/>
+                <w:sz w:val="24"/>
+                <w:szCs w:val="24"/>
+              </w:rPr>
+              <w:t>Etapa</w:t>
+            </w:r>
+          </w:p>
+        </w:tc>
+        <w:tc>
+          <w:tcPr>
+            <w:tcW w:w="4961" w:type="dxa"/>
+            <w:shd w:val="clear" w:color="auto" w:fill="BDD6EE" w:themeFill="accent1" w:themeFillTint="66"/>
+            <w:vAlign w:val="center"/>
+          </w:tcPr>
+          <w:p>
+            <w:pPr>
+              <w:spacing w:after="160" w:line="259" w:lineRule="auto"/>
+              <w:jc w:val="center"/>
+              <w:rPr>
+                <w:rFonts w:ascii="Times New Roman" w:eastAsia="Times New Roman" w:hAnsi="Times New Roman" w:cs="Times New Roman"/>
+                <w:b/>
+                <w:sz w:val="24"/>
+                <w:szCs w:val="24"/>
+              </w:rPr>
+            </w:pPr>
+            <w:r>
+              <w:rPr>
+                <w:rFonts w:ascii="Times New Roman" w:eastAsia="Times New Roman" w:hAnsi="Times New Roman" w:cs="Times New Roman"/>
+                <w:b/>
+                <w:sz w:val="24"/>
+                <w:szCs w:val="24"/>
+              </w:rPr>
+              <w:t>Descrição</w:t>
+            </w:r>
+          </w:p>
+        </w:tc>
+      </w:tr>
+      <w:tr>
+        <w:tc>
+          <w:tcPr>
+            <w:tcW w:w="3118" w:type="dxa"/>
+            <w:vAlign w:val="center"/>
+          </w:tcPr>
+          <w:p>
+            <w:pPr>
+              <w:spacing w:after="160" w:line="259" w:lineRule="auto"/>
+              <w:rPr>
+                <w:rFonts w:ascii="Times New Roman" w:eastAsia="Times New Roman" w:hAnsi="Times New Roman" w:cs="Times New Roman"/>
+                <w:bCs/>
+                <w:sz w:val="20"/>
+                <w:szCs w:val="20"/>
+              </w:rPr>
+            </w:pPr>
+            <w:r>
+              <w:rPr>
+                <w:rFonts w:ascii="Times New Roman" w:eastAsia="Times New Roman" w:hAnsi="Times New Roman" w:cs="Times New Roman"/>
+                <w:bCs/>
+                <w:sz w:val="20"/>
+                <w:szCs w:val="20"/>
+              </w:rPr>
+              <w:t>1. Consulta de Editais</w:t>
+            </w:r>
+          </w:p>
+        </w:tc>
+        <w:tc>
+          <w:tcPr>
+            <w:tcW w:w="4961" w:type="dxa"/>
+            <w:vAlign w:val="center"/>
+          </w:tcPr>
+          <w:p>
+            <w:pPr>
+              <w:spacing w:after="160" w:line="259" w:lineRule="auto"/>
+              <w:jc w:val="both"/>
+              <w:rPr>
+                <w:rFonts w:ascii="Times New Roman" w:eastAsia="Times New Roman" w:hAnsi="Times New Roman" w:cs="Times New Roman"/>
+                <w:bCs/>
+                <w:sz w:val="20"/>
+                <w:szCs w:val="20"/>
+              </w:rPr>
+            </w:pPr>
+            <w:r>
+              <w:rPr>
+                <w:rFonts w:ascii="Times New Roman" w:eastAsia="Times New Roman" w:hAnsi="Times New Roman" w:cs="Times New Roman"/>
+                <w:bCs/>
+                <w:sz w:val="20"/>
+                <w:szCs w:val="20"/>
+              </w:rPr>
+              <w:t xml:space="preserve">Empresas acessam o portal do </w:t>
+            </w:r>
+            <w:r>
+              <w:rPr>
+                <w:rFonts w:ascii="Times New Roman" w:eastAsia="Times New Roman" w:hAnsi="Times New Roman" w:cs="Times New Roman"/>
+                <w:bCs/>
+                <w:sz w:val="20"/>
+                <w:szCs w:val="20"/>
+              </w:rPr>
+              <w:t>Judiciário Federal</w:t>
+            </w:r>
+            <w:r>
+              <w:rPr>
+                <w:rFonts w:ascii="Times New Roman" w:eastAsia="Times New Roman" w:hAnsi="Times New Roman" w:cs="Times New Roman"/>
+                <w:bCs/>
+                <w:sz w:val="20"/>
+                <w:szCs w:val="20"/>
+              </w:rPr>
+              <w:t xml:space="preserve"> para verificar licitações abertas.</w:t>
+            </w:r>
+          </w:p>
+        </w:tc>
+      </w:tr>
+      <w:tr>
+        <w:tc>
+          <w:tcPr>
+            <w:tcW w:w="3118" w:type="dxa"/>
+            <w:vAlign w:val="center"/>
+          </w:tcPr>
+          <w:p>
+            <w:pPr>
+              <w:spacing w:after="160" w:line="259" w:lineRule="auto"/>
+              <w:rPr>
+                <w:rFonts w:ascii="Times New Roman" w:eastAsia="Times New Roman" w:hAnsi="Times New Roman" w:cs="Times New Roman"/>
+                <w:bCs/>
+                <w:sz w:val="20"/>
+                <w:szCs w:val="20"/>
+              </w:rPr>
+            </w:pPr>
+            <w:r>
+              <w:rPr>
+                <w:rFonts w:ascii="Times New Roman" w:eastAsia="Times New Roman" w:hAnsi="Times New Roman" w:cs="Times New Roman"/>
+                <w:bCs/>
+                <w:sz w:val="20"/>
+                <w:szCs w:val="20"/>
+              </w:rPr>
+              <w:t>2. Preparação da Proposta</w:t>
+            </w:r>
+          </w:p>
+        </w:tc>
+        <w:tc>
+          <w:tcPr>
+            <w:tcW w:w="4961" w:type="dxa"/>
+            <w:vAlign w:val="center"/>
+          </w:tcPr>
+          <w:p>
+            <w:pPr>
+              <w:spacing w:after="160" w:line="259" w:lineRule="auto"/>
+              <w:jc w:val="both"/>
+              <w:rPr>
+                <w:rFonts w:ascii="Times New Roman" w:eastAsia="Times New Roman" w:hAnsi="Times New Roman" w:cs="Times New Roman"/>
+                <w:bCs/>
+                <w:sz w:val="20"/>
+                <w:szCs w:val="20"/>
+              </w:rPr>
+            </w:pPr>
+            <w:r>
+              <w:rPr>
+                <w:rFonts w:ascii="Times New Roman" w:eastAsia="Times New Roman" w:hAnsi="Times New Roman" w:cs="Times New Roman"/>
+                <w:bCs/>
+                <w:sz w:val="20"/>
+                <w:szCs w:val="20"/>
+              </w:rPr>
+              <w:t>Reúnem documentos e elaboram proposta técnica e comercial.</w:t>
+            </w:r>
+          </w:p>
+        </w:tc>
+      </w:tr>
+      <w:tr>
+        <w:tc>
+          <w:tcPr>
+            <w:tcW w:w="3118" w:type="dxa"/>
+            <w:vAlign w:val="center"/>
+          </w:tcPr>
+          <w:p>
+            <w:pPr>
+              <w:spacing w:after="160" w:line="259" w:lineRule="auto"/>
+              <w:rPr>
+                <w:rFonts w:ascii="Times New Roman" w:eastAsia="Times New Roman" w:hAnsi="Times New Roman" w:cs="Times New Roman"/>
+                <w:bCs/>
+                <w:sz w:val="20"/>
+                <w:szCs w:val="20"/>
+              </w:rPr>
+            </w:pPr>
+            <w:r>
+              <w:rPr>
+                <w:rFonts w:ascii="Times New Roman" w:eastAsia="Times New Roman" w:hAnsi="Times New Roman" w:cs="Times New Roman"/>
+                <w:bCs/>
+                <w:sz w:val="20"/>
+                <w:szCs w:val="20"/>
+              </w:rPr>
+              <w:t>3. Submissão</w:t>
+            </w:r>
+          </w:p>
+        </w:tc>
+        <w:tc>
+          <w:tcPr>
+            <w:tcW w:w="4961" w:type="dxa"/>
+            <w:vAlign w:val="center"/>
+          </w:tcPr>
+          <w:p>
+            <w:pPr>
+              <w:spacing w:after="160" w:line="259" w:lineRule="auto"/>
+              <w:jc w:val="both"/>
+              <w:rPr>
+                <w:rFonts w:ascii="Times New Roman" w:eastAsia="Times New Roman" w:hAnsi="Times New Roman" w:cs="Times New Roman"/>
+                <w:bCs/>
+                <w:sz w:val="20"/>
+                <w:szCs w:val="20"/>
+              </w:rPr>
+            </w:pPr>
+            <w:r>
+              <w:rPr>
+                <w:rFonts w:ascii="Times New Roman" w:eastAsia="Times New Roman" w:hAnsi="Times New Roman" w:cs="Times New Roman"/>
+                <w:bCs/>
+                <w:sz w:val="20"/>
+                <w:szCs w:val="20"/>
+              </w:rPr>
+              <w:t>Enviam documentação e proposta via sistema eletrônico ou presencialmente.</w:t>
+            </w:r>
+          </w:p>
+        </w:tc>
+      </w:tr>
+      <w:tr>
+        <w:tc>
+          <w:tcPr>
+            <w:tcW w:w="3118" w:type="dxa"/>
+            <w:vAlign w:val="center"/>
+          </w:tcPr>
+          <w:p>
+            <w:pPr>
+              <w:spacing w:after="160" w:line="259" w:lineRule="auto"/>
+              <w:rPr>
+                <w:rFonts w:ascii="Times New Roman" w:eastAsia="Times New Roman" w:hAnsi="Times New Roman" w:cs="Times New Roman"/>
+                <w:bCs/>
+                <w:sz w:val="20"/>
+                <w:szCs w:val="20"/>
+              </w:rPr>
+            </w:pPr>
+            <w:r>
+              <w:rPr>
+                <w:rFonts w:ascii="Times New Roman" w:eastAsia="Times New Roman" w:hAnsi="Times New Roman" w:cs="Times New Roman"/>
+                <w:bCs/>
+                <w:sz w:val="20"/>
+                <w:szCs w:val="20"/>
+              </w:rPr>
+              <w:t>4. Habilitação</w:t>
+            </w:r>
+          </w:p>
+        </w:tc>
+        <w:tc>
+          <w:tcPr>
+            <w:tcW w:w="4961" w:type="dxa"/>
+            <w:vAlign w:val="center"/>
+          </w:tcPr>
+          <w:p>
+            <w:pPr>
+              <w:spacing w:after="160" w:line="259" w:lineRule="auto"/>
+              <w:jc w:val="both"/>
+              <w:rPr>
+                <w:rFonts w:ascii="Times New Roman" w:eastAsia="Times New Roman" w:hAnsi="Times New Roman" w:cs="Times New Roman"/>
+                <w:bCs/>
+                <w:sz w:val="20"/>
+                <w:szCs w:val="20"/>
+              </w:rPr>
+            </w:pPr>
+            <w:r>
+              <w:rPr>
+                <w:rFonts w:ascii="Times New Roman" w:eastAsia="Times New Roman" w:hAnsi="Times New Roman" w:cs="Times New Roman"/>
+                <w:bCs/>
+                <w:sz w:val="20"/>
+                <w:szCs w:val="20"/>
+              </w:rPr>
+              <w:t>Judiciário Federal</w:t>
+            </w:r>
+            <w:r>
+              <w:rPr>
+                <w:rFonts w:ascii="Times New Roman" w:eastAsia="Times New Roman" w:hAnsi="Times New Roman" w:cs="Times New Roman"/>
+                <w:bCs/>
+                <w:sz w:val="20"/>
+                <w:szCs w:val="20"/>
+              </w:rPr>
+              <w:t xml:space="preserve"> analisa a documentação e habilita os concorrentes.</w:t>
+            </w:r>
+          </w:p>
+        </w:tc>
+      </w:tr>
+      <w:tr>
+        <w:tc>
+          <w:tcPr>
+            <w:tcW w:w="3118" w:type="dxa"/>
+            <w:vAlign w:val="center"/>
+          </w:tcPr>
+          <w:p>
+            <w:pPr>
+              <w:spacing w:after="160" w:line="259" w:lineRule="auto"/>
+              <w:rPr>
+                <w:rFonts w:ascii="Times New Roman" w:eastAsia="Times New Roman" w:hAnsi="Times New Roman" w:cs="Times New Roman"/>
+                <w:bCs/>
+                <w:sz w:val="20"/>
+                <w:szCs w:val="20"/>
+              </w:rPr>
+            </w:pPr>
+            <w:r>
+              <w:rPr>
+                <w:rFonts w:ascii="Times New Roman" w:eastAsia="Times New Roman" w:hAnsi="Times New Roman" w:cs="Times New Roman"/>
+                <w:bCs/>
+                <w:sz w:val="20"/>
+                <w:szCs w:val="20"/>
+              </w:rPr>
+              <w:t>5. Julgamento</w:t>
+            </w:r>
+          </w:p>
+        </w:tc>
+        <w:tc>
+          <w:tcPr>
+            <w:tcW w:w="4961" w:type="dxa"/>
+            <w:vAlign w:val="center"/>
+          </w:tcPr>
+          <w:p>
+            <w:pPr>
+              <w:spacing w:after="160" w:line="259" w:lineRule="auto"/>
+              <w:jc w:val="both"/>
+              <w:rPr>
+                <w:rFonts w:ascii="Times New Roman" w:eastAsia="Times New Roman" w:hAnsi="Times New Roman" w:cs="Times New Roman"/>
+                <w:bCs/>
+                <w:sz w:val="20"/>
+                <w:szCs w:val="20"/>
+              </w:rPr>
+            </w:pPr>
+            <w:r>
+              <w:rPr>
+                <w:rFonts w:ascii="Times New Roman" w:eastAsia="Times New Roman" w:hAnsi="Times New Roman" w:cs="Times New Roman"/>
+                <w:bCs/>
+                <w:sz w:val="20"/>
+                <w:szCs w:val="20"/>
+              </w:rPr>
+              <w:t>Propostas são avaliadas e classificadas.</w:t>
+            </w:r>
+          </w:p>
+        </w:tc>
+      </w:tr>
+      <w:tr>
+        <w:tc>
+          <w:tcPr>
+            <w:tcW w:w="3118" w:type="dxa"/>
+            <w:vAlign w:val="center"/>
+          </w:tcPr>
+          <w:p>
+            <w:pPr>
+              <w:spacing w:after="160" w:line="259" w:lineRule="auto"/>
+              <w:rPr>
+                <w:rFonts w:ascii="Times New Roman" w:eastAsia="Times New Roman" w:hAnsi="Times New Roman" w:cs="Times New Roman"/>
+                <w:bCs/>
+                <w:sz w:val="20"/>
+                <w:szCs w:val="20"/>
+              </w:rPr>
+            </w:pPr>
+            <w:r>
+              <w:rPr>
+                <w:rFonts w:ascii="Times New Roman" w:eastAsia="Times New Roman" w:hAnsi="Times New Roman" w:cs="Times New Roman"/>
+                <w:bCs/>
+                <w:sz w:val="20"/>
+                <w:szCs w:val="20"/>
+              </w:rPr>
+              <w:t>6. Homologação e Contratação</w:t>
+            </w:r>
+          </w:p>
+        </w:tc>
+        <w:tc>
+          <w:tcPr>
+            <w:tcW w:w="4961" w:type="dxa"/>
+            <w:vAlign w:val="center"/>
+          </w:tcPr>
+          <w:p>
+            <w:pPr>
+              <w:spacing w:after="160" w:line="259" w:lineRule="auto"/>
+              <w:jc w:val="both"/>
+              <w:rPr>
+                <w:rFonts w:ascii="Times New Roman" w:eastAsia="Times New Roman" w:hAnsi="Times New Roman" w:cs="Times New Roman"/>
+                <w:bCs/>
+                <w:sz w:val="20"/>
+                <w:szCs w:val="20"/>
+              </w:rPr>
+            </w:pPr>
+            <w:r>
+              <w:rPr>
+                <w:rFonts w:ascii="Times New Roman" w:eastAsia="Times New Roman" w:hAnsi="Times New Roman" w:cs="Times New Roman"/>
+                <w:bCs/>
+                <w:sz w:val="20"/>
+                <w:szCs w:val="20"/>
+              </w:rPr>
+              <w:t>Judiciário Federal</w:t>
+            </w:r>
+            <w:r>
+              <w:rPr>
+                <w:rFonts w:ascii="Times New Roman" w:eastAsia="Times New Roman" w:hAnsi="Times New Roman" w:cs="Times New Roman"/>
+                <w:bCs/>
+                <w:sz w:val="20"/>
+                <w:szCs w:val="20"/>
+              </w:rPr>
+              <w:t xml:space="preserve"> homologa o resultado e formaliza o contrato com o vencedor.</w:t>
+            </w:r>
+          </w:p>
+        </w:tc>
+      </w:tr>
+    </w:tbl>
+    <w:p>
+      <w:pPr>
+        <w:ind w:left="720"/>
+        <w:jc w:val="both"/>
+        <w:rPr>
+          <w:rFonts w:ascii="Times New Roman" w:eastAsia="Times New Roman" w:hAnsi="Times New Roman" w:cs="Times New Roman"/>
+          <w:bCs/>
+          <w:sz w:val="24"/>
+          <w:szCs w:val="24"/>
+        </w:rPr>
+      </w:pPr>
     </w:p>
     <w:p>
       <w:pPr>
@@ -1166,16 +2388,1066 @@
           <w:sz w:val="24"/>
           <w:szCs w:val="24"/>
         </w:rPr>
+        <w:t>IDENTIFICAÇÃO DE 3-5 PONTOS DE FRICÇÃO COM CLASSIFICAÇÃO</w:t>
+      </w:r>
+    </w:p>
+    <w:p>
+      <w:pPr>
+        <w:pStyle w:val="PargrafodaLista"/>
+        <w:jc w:val="both"/>
+        <w:rPr>
+          <w:rFonts w:ascii="Times New Roman" w:eastAsia="Times New Roman" w:hAnsi="Times New Roman" w:cs="Times New Roman"/>
+          <w:b/>
+          <w:sz w:val="24"/>
+          <w:szCs w:val="24"/>
+        </w:rPr>
+      </w:pPr>
+    </w:p>
+    <w:p>
+      <w:pPr>
+        <w:ind w:left="720"/>
+        <w:jc w:val="both"/>
+        <w:rPr>
+          <w:rFonts w:ascii="Times New Roman" w:eastAsia="Times New Roman" w:hAnsi="Times New Roman" w:cs="Times New Roman"/>
+          <w:bCs/>
+          <w:sz w:val="24"/>
+          <w:szCs w:val="24"/>
+        </w:rPr>
+      </w:pPr>
+      <w:r>
+        <w:rPr>
+          <w:rFonts w:ascii="Times New Roman" w:eastAsia="Times New Roman" w:hAnsi="Times New Roman" w:cs="Times New Roman"/>
+          <w:bCs/>
+          <w:sz w:val="24"/>
+          <w:szCs w:val="24"/>
+        </w:rPr>
+        <w:t xml:space="preserve">Principais fricções identificadas na jornada de participação em licitações </w:t>
+      </w:r>
+      <w:r>
+        <w:rPr>
+          <w:rFonts w:ascii="Times New Roman" w:eastAsia="Times New Roman" w:hAnsi="Times New Roman" w:cs="Times New Roman"/>
+          <w:bCs/>
+          <w:sz w:val="24"/>
+          <w:szCs w:val="24"/>
+        </w:rPr>
+        <w:t xml:space="preserve">no </w:t>
+      </w:r>
+      <w:r>
+        <w:rPr>
+          <w:rFonts w:ascii="Times New Roman" w:eastAsia="Times New Roman" w:hAnsi="Times New Roman" w:cs="Times New Roman"/>
+          <w:bCs/>
+          <w:sz w:val="24"/>
+          <w:szCs w:val="24"/>
+        </w:rPr>
+        <w:t>Judiciário Federal</w:t>
+      </w:r>
+      <w:r>
+        <w:rPr>
+          <w:rFonts w:ascii="Times New Roman" w:eastAsia="Times New Roman" w:hAnsi="Times New Roman" w:cs="Times New Roman"/>
+          <w:bCs/>
+          <w:sz w:val="24"/>
+          <w:szCs w:val="24"/>
+        </w:rPr>
+        <w:t>:</w:t>
+      </w:r>
+    </w:p>
+    <w:tbl>
+      <w:tblPr>
+        <w:tblStyle w:val="Tabelacomgrade"/>
+        <w:tblW w:w="0" w:type="auto"/>
+        <w:jc w:val="center"/>
+        <w:tblLayout w:type="fixed"/>
+        <w:tblLook w:val="04A0" w:firstRow="1" w:lastRow="0" w:firstColumn="1" w:lastColumn="0" w:noHBand="0" w:noVBand="1"/>
+      </w:tblPr>
+      <w:tblGrid>
+        <w:gridCol w:w="2547"/>
+        <w:gridCol w:w="3685"/>
+        <w:gridCol w:w="1970"/>
+      </w:tblGrid>
+      <w:tr>
+        <w:trPr>
+          <w:trHeight w:val="405"/>
+          <w:jc w:val="center"/>
+        </w:trPr>
+        <w:tc>
+          <w:tcPr>
+            <w:tcW w:w="2547" w:type="dxa"/>
+            <w:shd w:val="clear" w:color="auto" w:fill="BDD6EE" w:themeFill="accent1" w:themeFillTint="66"/>
+            <w:vAlign w:val="center"/>
+          </w:tcPr>
+          <w:p>
+            <w:pPr>
+              <w:spacing w:after="160" w:line="259" w:lineRule="auto"/>
+              <w:jc w:val="center"/>
+              <w:rPr>
+                <w:rFonts w:ascii="Times New Roman" w:eastAsia="Times New Roman" w:hAnsi="Times New Roman" w:cs="Times New Roman"/>
+                <w:b/>
+                <w:sz w:val="24"/>
+                <w:szCs w:val="24"/>
+              </w:rPr>
+            </w:pPr>
+            <w:r>
+              <w:rPr>
+                <w:rFonts w:ascii="Times New Roman" w:eastAsia="Times New Roman" w:hAnsi="Times New Roman" w:cs="Times New Roman"/>
+                <w:b/>
+                <w:sz w:val="24"/>
+                <w:szCs w:val="24"/>
+              </w:rPr>
+              <w:t>Fricção</w:t>
+            </w:r>
+          </w:p>
+        </w:tc>
+        <w:tc>
+          <w:tcPr>
+            <w:tcW w:w="3685" w:type="dxa"/>
+            <w:shd w:val="clear" w:color="auto" w:fill="BDD6EE" w:themeFill="accent1" w:themeFillTint="66"/>
+            <w:vAlign w:val="center"/>
+          </w:tcPr>
+          <w:p>
+            <w:pPr>
+              <w:spacing w:after="160" w:line="259" w:lineRule="auto"/>
+              <w:jc w:val="center"/>
+              <w:rPr>
+                <w:rFonts w:ascii="Times New Roman" w:eastAsia="Times New Roman" w:hAnsi="Times New Roman" w:cs="Times New Roman"/>
+                <w:b/>
+                <w:sz w:val="24"/>
+                <w:szCs w:val="24"/>
+              </w:rPr>
+            </w:pPr>
+            <w:r>
+              <w:rPr>
+                <w:rFonts w:ascii="Times New Roman" w:eastAsia="Times New Roman" w:hAnsi="Times New Roman" w:cs="Times New Roman"/>
+                <w:b/>
+                <w:sz w:val="24"/>
+                <w:szCs w:val="24"/>
+              </w:rPr>
+              <w:t>Descrição</w:t>
+            </w:r>
+          </w:p>
+        </w:tc>
+        <w:tc>
+          <w:tcPr>
+            <w:tcW w:w="1970" w:type="dxa"/>
+            <w:shd w:val="clear" w:color="auto" w:fill="BDD6EE" w:themeFill="accent1" w:themeFillTint="66"/>
+            <w:vAlign w:val="center"/>
+          </w:tcPr>
+          <w:p>
+            <w:pPr>
+              <w:spacing w:after="160" w:line="259" w:lineRule="auto"/>
+              <w:jc w:val="center"/>
+              <w:rPr>
+                <w:rFonts w:ascii="Times New Roman" w:eastAsia="Times New Roman" w:hAnsi="Times New Roman" w:cs="Times New Roman"/>
+                <w:b/>
+                <w:sz w:val="24"/>
+                <w:szCs w:val="24"/>
+              </w:rPr>
+            </w:pPr>
+            <w:r>
+              <w:rPr>
+                <w:rFonts w:ascii="Times New Roman" w:eastAsia="Times New Roman" w:hAnsi="Times New Roman" w:cs="Times New Roman"/>
+                <w:b/>
+                <w:sz w:val="24"/>
+                <w:szCs w:val="24"/>
+              </w:rPr>
+              <w:t>Classificação</w:t>
+            </w:r>
+          </w:p>
+        </w:tc>
+      </w:tr>
+      <w:tr>
+        <w:trPr>
+          <w:jc w:val="center"/>
+        </w:trPr>
+        <w:tc>
+          <w:tcPr>
+            <w:tcW w:w="2547" w:type="dxa"/>
+            <w:vAlign w:val="center"/>
+          </w:tcPr>
+          <w:p>
+            <w:pPr>
+              <w:spacing w:after="160" w:line="259" w:lineRule="auto"/>
+              <w:jc w:val="center"/>
+              <w:rPr>
+                <w:rFonts w:ascii="Times New Roman" w:eastAsia="Times New Roman" w:hAnsi="Times New Roman" w:cs="Times New Roman"/>
+                <w:bCs/>
+                <w:sz w:val="20"/>
+                <w:szCs w:val="20"/>
+              </w:rPr>
+            </w:pPr>
+            <w:r>
+              <w:rPr>
+                <w:rFonts w:ascii="Times New Roman" w:eastAsia="Times New Roman" w:hAnsi="Times New Roman" w:cs="Times New Roman"/>
+                <w:bCs/>
+                <w:sz w:val="20"/>
+                <w:szCs w:val="20"/>
+              </w:rPr>
+              <w:t>Reapresentação de documentos do SICAF</w:t>
+            </w:r>
+          </w:p>
+        </w:tc>
+        <w:tc>
+          <w:tcPr>
+            <w:tcW w:w="3685" w:type="dxa"/>
+            <w:vAlign w:val="center"/>
+          </w:tcPr>
+          <w:p>
+            <w:pPr>
+              <w:spacing w:after="160" w:line="259" w:lineRule="auto"/>
+              <w:jc w:val="both"/>
+              <w:rPr>
+                <w:rFonts w:ascii="Times New Roman" w:eastAsia="Times New Roman" w:hAnsi="Times New Roman" w:cs="Times New Roman"/>
+                <w:bCs/>
+                <w:sz w:val="20"/>
+                <w:szCs w:val="20"/>
+              </w:rPr>
+            </w:pPr>
+            <w:r>
+              <w:rPr>
+                <w:rFonts w:ascii="Times New Roman" w:eastAsia="Times New Roman" w:hAnsi="Times New Roman" w:cs="Times New Roman"/>
+                <w:bCs/>
+                <w:sz w:val="20"/>
+                <w:szCs w:val="20"/>
+              </w:rPr>
+              <w:t>Empresas precisam enviar documentos já disponíveis em bases oficiais.</w:t>
+            </w:r>
+          </w:p>
+        </w:tc>
+        <w:tc>
+          <w:tcPr>
+            <w:tcW w:w="1970" w:type="dxa"/>
+            <w:vAlign w:val="center"/>
+          </w:tcPr>
+          <w:p>
+            <w:pPr>
+              <w:spacing w:after="160" w:line="259" w:lineRule="auto"/>
+              <w:jc w:val="center"/>
+              <w:rPr>
+                <w:rFonts w:ascii="Times New Roman" w:eastAsia="Times New Roman" w:hAnsi="Times New Roman" w:cs="Times New Roman"/>
+                <w:bCs/>
+                <w:sz w:val="20"/>
+                <w:szCs w:val="20"/>
+              </w:rPr>
+            </w:pPr>
+            <w:r>
+              <w:rPr>
+                <w:rFonts w:ascii="Times New Roman" w:eastAsia="Times New Roman" w:hAnsi="Times New Roman" w:cs="Times New Roman"/>
+                <w:bCs/>
+                <w:sz w:val="20"/>
+                <w:szCs w:val="20"/>
+              </w:rPr>
+              <w:t xml:space="preserve">Violação </w:t>
+            </w:r>
+            <w:r>
+              <w:rPr>
+                <w:rFonts w:ascii="Times New Roman" w:eastAsia="Times New Roman" w:hAnsi="Times New Roman" w:cs="Times New Roman"/>
+                <w:bCs/>
+                <w:i/>
+                <w:iCs/>
+                <w:sz w:val="20"/>
+                <w:szCs w:val="20"/>
+              </w:rPr>
+              <w:t>Once Only</w:t>
+            </w:r>
+          </w:p>
+        </w:tc>
+      </w:tr>
+      <w:tr>
+        <w:trPr>
+          <w:jc w:val="center"/>
+        </w:trPr>
+        <w:tc>
+          <w:tcPr>
+            <w:tcW w:w="2547" w:type="dxa"/>
+            <w:vAlign w:val="center"/>
+          </w:tcPr>
+          <w:p>
+            <w:pPr>
+              <w:spacing w:after="160" w:line="259" w:lineRule="auto"/>
+              <w:jc w:val="center"/>
+              <w:rPr>
+                <w:rFonts w:ascii="Times New Roman" w:eastAsia="Times New Roman" w:hAnsi="Times New Roman" w:cs="Times New Roman"/>
+                <w:bCs/>
+                <w:sz w:val="20"/>
+                <w:szCs w:val="20"/>
+              </w:rPr>
+            </w:pPr>
+            <w:r>
+              <w:rPr>
+                <w:rFonts w:ascii="Times New Roman" w:eastAsia="Times New Roman" w:hAnsi="Times New Roman" w:cs="Times New Roman"/>
+                <w:bCs/>
+                <w:sz w:val="20"/>
+                <w:szCs w:val="20"/>
+              </w:rPr>
+              <w:t>Exigência de documentos em papel</w:t>
+            </w:r>
+          </w:p>
+        </w:tc>
+        <w:tc>
+          <w:tcPr>
+            <w:tcW w:w="3685" w:type="dxa"/>
+            <w:vAlign w:val="center"/>
+          </w:tcPr>
+          <w:p>
+            <w:pPr>
+              <w:spacing w:after="160" w:line="259" w:lineRule="auto"/>
+              <w:jc w:val="both"/>
+              <w:rPr>
+                <w:rFonts w:ascii="Times New Roman" w:eastAsia="Times New Roman" w:hAnsi="Times New Roman" w:cs="Times New Roman"/>
+                <w:bCs/>
+                <w:sz w:val="20"/>
+                <w:szCs w:val="20"/>
+              </w:rPr>
+            </w:pPr>
+            <w:r>
+              <w:rPr>
+                <w:rFonts w:ascii="Times New Roman" w:eastAsia="Times New Roman" w:hAnsi="Times New Roman" w:cs="Times New Roman"/>
+                <w:bCs/>
+                <w:sz w:val="20"/>
+                <w:szCs w:val="20"/>
+              </w:rPr>
+              <w:t>Alguns processos ainda exigem entrega física de documentos.</w:t>
+            </w:r>
+          </w:p>
+        </w:tc>
+        <w:tc>
+          <w:tcPr>
+            <w:tcW w:w="1970" w:type="dxa"/>
+            <w:vAlign w:val="center"/>
+          </w:tcPr>
+          <w:p>
+            <w:pPr>
+              <w:spacing w:after="160" w:line="259" w:lineRule="auto"/>
+              <w:jc w:val="center"/>
+              <w:rPr>
+                <w:rFonts w:ascii="Times New Roman" w:eastAsia="Times New Roman" w:hAnsi="Times New Roman" w:cs="Times New Roman"/>
+                <w:bCs/>
+                <w:sz w:val="20"/>
+                <w:szCs w:val="20"/>
+              </w:rPr>
+            </w:pPr>
+            <w:r>
+              <w:rPr>
+                <w:rFonts w:ascii="Times New Roman" w:eastAsia="Times New Roman" w:hAnsi="Times New Roman" w:cs="Times New Roman"/>
+                <w:bCs/>
+                <w:sz w:val="20"/>
+                <w:szCs w:val="20"/>
+              </w:rPr>
+              <w:t>Fricção estrutural</w:t>
+            </w:r>
+          </w:p>
+        </w:tc>
+      </w:tr>
+      <w:tr>
+        <w:trPr>
+          <w:jc w:val="center"/>
+        </w:trPr>
+        <w:tc>
+          <w:tcPr>
+            <w:tcW w:w="2547" w:type="dxa"/>
+            <w:vAlign w:val="center"/>
+          </w:tcPr>
+          <w:p>
+            <w:pPr>
+              <w:spacing w:after="160" w:line="259" w:lineRule="auto"/>
+              <w:jc w:val="center"/>
+              <w:rPr>
+                <w:rFonts w:ascii="Times New Roman" w:eastAsia="Times New Roman" w:hAnsi="Times New Roman" w:cs="Times New Roman"/>
+                <w:bCs/>
+                <w:sz w:val="20"/>
+                <w:szCs w:val="20"/>
+              </w:rPr>
+            </w:pPr>
+            <w:r>
+              <w:rPr>
+                <w:rFonts w:ascii="Times New Roman" w:eastAsia="Times New Roman" w:hAnsi="Times New Roman" w:cs="Times New Roman"/>
+                <w:bCs/>
+                <w:sz w:val="20"/>
+                <w:szCs w:val="20"/>
+              </w:rPr>
+              <w:t>Editais pouco claros</w:t>
+            </w:r>
+          </w:p>
+        </w:tc>
+        <w:tc>
+          <w:tcPr>
+            <w:tcW w:w="3685" w:type="dxa"/>
+            <w:vAlign w:val="center"/>
+          </w:tcPr>
+          <w:p>
+            <w:pPr>
+              <w:spacing w:after="160" w:line="259" w:lineRule="auto"/>
+              <w:jc w:val="both"/>
+              <w:rPr>
+                <w:rFonts w:ascii="Times New Roman" w:eastAsia="Times New Roman" w:hAnsi="Times New Roman" w:cs="Times New Roman"/>
+                <w:bCs/>
+                <w:sz w:val="20"/>
+                <w:szCs w:val="20"/>
+              </w:rPr>
+            </w:pPr>
+            <w:r>
+              <w:rPr>
+                <w:rFonts w:ascii="Times New Roman" w:eastAsia="Times New Roman" w:hAnsi="Times New Roman" w:cs="Times New Roman"/>
+                <w:bCs/>
+                <w:sz w:val="20"/>
+                <w:szCs w:val="20"/>
+              </w:rPr>
+              <w:t>Dificuldade de interpretação dos requisitos e critérios.</w:t>
+            </w:r>
+          </w:p>
+        </w:tc>
+        <w:tc>
+          <w:tcPr>
+            <w:tcW w:w="1970" w:type="dxa"/>
+            <w:vAlign w:val="center"/>
+          </w:tcPr>
+          <w:p>
+            <w:pPr>
+              <w:spacing w:after="160" w:line="259" w:lineRule="auto"/>
+              <w:jc w:val="center"/>
+              <w:rPr>
+                <w:rFonts w:ascii="Times New Roman" w:eastAsia="Times New Roman" w:hAnsi="Times New Roman" w:cs="Times New Roman"/>
+                <w:bCs/>
+                <w:sz w:val="20"/>
+                <w:szCs w:val="20"/>
+              </w:rPr>
+            </w:pPr>
+            <w:r>
+              <w:rPr>
+                <w:rFonts w:ascii="Times New Roman" w:eastAsia="Times New Roman" w:hAnsi="Times New Roman" w:cs="Times New Roman"/>
+                <w:bCs/>
+                <w:sz w:val="20"/>
+                <w:szCs w:val="20"/>
+              </w:rPr>
+              <w:t>Fricção de design</w:t>
+            </w:r>
+          </w:p>
+        </w:tc>
+      </w:tr>
+      <w:tr>
+        <w:trPr>
+          <w:jc w:val="center"/>
+        </w:trPr>
+        <w:tc>
+          <w:tcPr>
+            <w:tcW w:w="2547" w:type="dxa"/>
+            <w:vAlign w:val="center"/>
+          </w:tcPr>
+          <w:p>
+            <w:pPr>
+              <w:spacing w:after="160" w:line="259" w:lineRule="auto"/>
+              <w:jc w:val="center"/>
+              <w:rPr>
+                <w:rFonts w:ascii="Times New Roman" w:eastAsia="Times New Roman" w:hAnsi="Times New Roman" w:cs="Times New Roman"/>
+                <w:bCs/>
+                <w:sz w:val="20"/>
+                <w:szCs w:val="20"/>
+              </w:rPr>
+            </w:pPr>
+            <w:r>
+              <w:rPr>
+                <w:rFonts w:ascii="Times New Roman" w:eastAsia="Times New Roman" w:hAnsi="Times New Roman" w:cs="Times New Roman"/>
+                <w:bCs/>
+                <w:sz w:val="20"/>
+                <w:szCs w:val="20"/>
+              </w:rPr>
+              <w:t>Prazos curtos para envio de propostas</w:t>
+            </w:r>
+          </w:p>
+        </w:tc>
+        <w:tc>
+          <w:tcPr>
+            <w:tcW w:w="3685" w:type="dxa"/>
+            <w:vAlign w:val="center"/>
+          </w:tcPr>
+          <w:p>
+            <w:pPr>
+              <w:spacing w:after="160" w:line="259" w:lineRule="auto"/>
+              <w:jc w:val="both"/>
+              <w:rPr>
+                <w:rFonts w:ascii="Times New Roman" w:eastAsia="Times New Roman" w:hAnsi="Times New Roman" w:cs="Times New Roman"/>
+                <w:bCs/>
+                <w:sz w:val="20"/>
+                <w:szCs w:val="20"/>
+              </w:rPr>
+            </w:pPr>
+            <w:r>
+              <w:rPr>
+                <w:rFonts w:ascii="Times New Roman" w:eastAsia="Times New Roman" w:hAnsi="Times New Roman" w:cs="Times New Roman"/>
+                <w:bCs/>
+                <w:sz w:val="20"/>
+                <w:szCs w:val="20"/>
+              </w:rPr>
+              <w:t>Tempo insuficiente para reunir documentação e preparar propostas.</w:t>
+            </w:r>
+          </w:p>
+        </w:tc>
+        <w:tc>
+          <w:tcPr>
+            <w:tcW w:w="1970" w:type="dxa"/>
+            <w:vAlign w:val="center"/>
+          </w:tcPr>
+          <w:p>
+            <w:pPr>
+              <w:spacing w:after="160" w:line="259" w:lineRule="auto"/>
+              <w:jc w:val="center"/>
+              <w:rPr>
+                <w:rFonts w:ascii="Times New Roman" w:eastAsia="Times New Roman" w:hAnsi="Times New Roman" w:cs="Times New Roman"/>
+                <w:bCs/>
+                <w:i/>
+                <w:iCs/>
+                <w:sz w:val="20"/>
+                <w:szCs w:val="20"/>
+              </w:rPr>
+            </w:pPr>
+            <w:r>
+              <w:rPr>
+                <w:rFonts w:ascii="Times New Roman" w:eastAsia="Times New Roman" w:hAnsi="Times New Roman" w:cs="Times New Roman"/>
+                <w:bCs/>
+                <w:i/>
+                <w:iCs/>
+                <w:sz w:val="20"/>
+                <w:szCs w:val="20"/>
+              </w:rPr>
+              <w:t>Failure demand</w:t>
+            </w:r>
+          </w:p>
+        </w:tc>
+      </w:tr>
+      <w:tr>
+        <w:trPr>
+          <w:jc w:val="center"/>
+        </w:trPr>
+        <w:tc>
+          <w:tcPr>
+            <w:tcW w:w="2547" w:type="dxa"/>
+            <w:vAlign w:val="center"/>
+          </w:tcPr>
+          <w:p>
+            <w:pPr>
+              <w:spacing w:after="160" w:line="259" w:lineRule="auto"/>
+              <w:jc w:val="center"/>
+              <w:rPr>
+                <w:rFonts w:ascii="Times New Roman" w:eastAsia="Times New Roman" w:hAnsi="Times New Roman" w:cs="Times New Roman"/>
+                <w:bCs/>
+                <w:sz w:val="20"/>
+                <w:szCs w:val="20"/>
+              </w:rPr>
+            </w:pPr>
+            <w:r>
+              <w:rPr>
+                <w:rFonts w:ascii="Times New Roman" w:eastAsia="Times New Roman" w:hAnsi="Times New Roman" w:cs="Times New Roman"/>
+                <w:bCs/>
+                <w:sz w:val="20"/>
+                <w:szCs w:val="20"/>
+              </w:rPr>
+              <w:lastRenderedPageBreak/>
+              <w:t>Falta de integração entre sistemas</w:t>
+            </w:r>
+          </w:p>
+        </w:tc>
+        <w:tc>
+          <w:tcPr>
+            <w:tcW w:w="3685" w:type="dxa"/>
+            <w:vAlign w:val="center"/>
+          </w:tcPr>
+          <w:p>
+            <w:pPr>
+              <w:spacing w:after="160" w:line="259" w:lineRule="auto"/>
+              <w:jc w:val="both"/>
+              <w:rPr>
+                <w:rFonts w:ascii="Times New Roman" w:eastAsia="Times New Roman" w:hAnsi="Times New Roman" w:cs="Times New Roman"/>
+                <w:bCs/>
+                <w:sz w:val="20"/>
+                <w:szCs w:val="20"/>
+              </w:rPr>
+            </w:pPr>
+            <w:r>
+              <w:rPr>
+                <w:rFonts w:ascii="Times New Roman" w:eastAsia="Times New Roman" w:hAnsi="Times New Roman" w:cs="Times New Roman"/>
+                <w:bCs/>
+                <w:sz w:val="20"/>
+                <w:szCs w:val="20"/>
+              </w:rPr>
+              <w:t>Necessidade de acessar múltiplos sistemas para cumprir exigências.</w:t>
+            </w:r>
+          </w:p>
+        </w:tc>
+        <w:tc>
+          <w:tcPr>
+            <w:tcW w:w="1970" w:type="dxa"/>
+            <w:vAlign w:val="center"/>
+          </w:tcPr>
+          <w:p>
+            <w:pPr>
+              <w:spacing w:after="160" w:line="259" w:lineRule="auto"/>
+              <w:jc w:val="center"/>
+              <w:rPr>
+                <w:rFonts w:ascii="Times New Roman" w:eastAsia="Times New Roman" w:hAnsi="Times New Roman" w:cs="Times New Roman"/>
+                <w:bCs/>
+                <w:sz w:val="20"/>
+                <w:szCs w:val="20"/>
+              </w:rPr>
+            </w:pPr>
+            <w:r>
+              <w:rPr>
+                <w:rFonts w:ascii="Times New Roman" w:eastAsia="Times New Roman" w:hAnsi="Times New Roman" w:cs="Times New Roman"/>
+                <w:bCs/>
+                <w:sz w:val="20"/>
+                <w:szCs w:val="20"/>
+              </w:rPr>
+              <w:t>Fricção estrutural</w:t>
+            </w:r>
+          </w:p>
+        </w:tc>
+      </w:tr>
+    </w:tbl>
+    <w:p>
+      <w:pPr>
+        <w:pStyle w:val="PargrafodaLista"/>
+        <w:jc w:val="both"/>
+        <w:rPr>
+          <w:rFonts w:ascii="Times New Roman" w:eastAsia="Times New Roman" w:hAnsi="Times New Roman" w:cs="Times New Roman"/>
+          <w:b/>
+          <w:sz w:val="24"/>
+          <w:szCs w:val="24"/>
+        </w:rPr>
+      </w:pPr>
+    </w:p>
+    <w:p>
+      <w:pPr>
+        <w:pStyle w:val="PargrafodaLista"/>
+        <w:numPr>
+          <w:ilvl w:val="0"/>
+          <w:numId w:val="1"/>
+        </w:numPr>
+        <w:jc w:val="both"/>
+        <w:rPr>
+          <w:rFonts w:ascii="Times New Roman" w:eastAsia="Times New Roman" w:hAnsi="Times New Roman" w:cs="Times New Roman"/>
+          <w:b/>
+          <w:sz w:val="24"/>
+          <w:szCs w:val="24"/>
+        </w:rPr>
+      </w:pPr>
+      <w:r>
+        <w:rPr>
+          <w:rFonts w:ascii="Times New Roman" w:eastAsia="Times New Roman" w:hAnsi="Times New Roman" w:cs="Times New Roman"/>
+          <w:b/>
+          <w:sz w:val="24"/>
+          <w:szCs w:val="24"/>
+        </w:rPr>
         <w:t>PELO MENOS 5 MÉTRICAS (1 POR DIMENSÃO)</w:t>
       </w:r>
     </w:p>
+    <w:p>
+      <w:pPr>
+        <w:pStyle w:val="PargrafodaLista"/>
+        <w:jc w:val="both"/>
+        <w:rPr>
+          <w:rFonts w:ascii="Times New Roman" w:eastAsia="Times New Roman" w:hAnsi="Times New Roman" w:cs="Times New Roman"/>
+          <w:b/>
+          <w:sz w:val="24"/>
+          <w:szCs w:val="24"/>
+        </w:rPr>
+      </w:pPr>
+    </w:p>
+    <w:p>
+      <w:pPr>
+        <w:ind w:left="720"/>
+        <w:jc w:val="both"/>
+        <w:rPr>
+          <w:rFonts w:ascii="Times New Roman" w:eastAsia="Times New Roman" w:hAnsi="Times New Roman" w:cs="Times New Roman"/>
+          <w:bCs/>
+          <w:sz w:val="24"/>
+          <w:szCs w:val="24"/>
+        </w:rPr>
+      </w:pPr>
+      <w:r>
+        <w:rPr>
+          <w:rFonts w:ascii="Times New Roman" w:eastAsia="Times New Roman" w:hAnsi="Times New Roman" w:cs="Times New Roman"/>
+          <w:bCs/>
+          <w:sz w:val="24"/>
+          <w:szCs w:val="24"/>
+        </w:rPr>
+        <w:t xml:space="preserve">Indicadores para avaliação do serviço de licitação </w:t>
+      </w:r>
+      <w:r>
+        <w:rPr>
+          <w:rFonts w:ascii="Times New Roman" w:eastAsia="Times New Roman" w:hAnsi="Times New Roman" w:cs="Times New Roman"/>
+          <w:bCs/>
+          <w:sz w:val="24"/>
+          <w:szCs w:val="24"/>
+        </w:rPr>
+        <w:t xml:space="preserve">no </w:t>
+      </w:r>
+      <w:r>
+        <w:rPr>
+          <w:rFonts w:ascii="Times New Roman" w:eastAsia="Times New Roman" w:hAnsi="Times New Roman" w:cs="Times New Roman"/>
+          <w:bCs/>
+          <w:sz w:val="24"/>
+          <w:szCs w:val="24"/>
+        </w:rPr>
+        <w:t>Judiciário Federal</w:t>
+      </w:r>
+      <w:r>
+        <w:rPr>
+          <w:rFonts w:ascii="Times New Roman" w:eastAsia="Times New Roman" w:hAnsi="Times New Roman" w:cs="Times New Roman"/>
+          <w:bCs/>
+          <w:sz w:val="24"/>
+          <w:szCs w:val="24"/>
+        </w:rPr>
+        <w:t xml:space="preserve"> </w:t>
+      </w:r>
+      <w:r>
+        <w:rPr>
+          <w:rFonts w:ascii="Times New Roman" w:eastAsia="Times New Roman" w:hAnsi="Times New Roman" w:cs="Times New Roman"/>
+          <w:bCs/>
+          <w:sz w:val="24"/>
+          <w:szCs w:val="24"/>
+        </w:rPr>
+        <w:t>em cinco dimensões:</w:t>
+      </w:r>
+    </w:p>
+    <w:p>
+      <w:pPr>
+        <w:ind w:left="720"/>
+        <w:jc w:val="both"/>
+        <w:rPr>
+          <w:rFonts w:ascii="Times New Roman" w:eastAsia="Times New Roman" w:hAnsi="Times New Roman" w:cs="Times New Roman"/>
+          <w:bCs/>
+          <w:sz w:val="24"/>
+          <w:szCs w:val="24"/>
+        </w:rPr>
+      </w:pPr>
+      <w:r>
+        <w:rPr>
+          <w:rFonts w:ascii="Times New Roman" w:eastAsia="Times New Roman" w:hAnsi="Times New Roman" w:cs="Times New Roman"/>
+          <w:bCs/>
+          <w:sz w:val="24"/>
+          <w:szCs w:val="24"/>
+        </w:rPr>
+        <w:t>- Eficiência temporal: Tempo médio entre publicação do edital e homologação (lead time).</w:t>
+      </w:r>
+    </w:p>
+    <w:p>
+      <w:pPr>
+        <w:ind w:left="720"/>
+        <w:jc w:val="both"/>
+        <w:rPr>
+          <w:rFonts w:ascii="Times New Roman" w:eastAsia="Times New Roman" w:hAnsi="Times New Roman" w:cs="Times New Roman"/>
+          <w:bCs/>
+          <w:sz w:val="24"/>
+          <w:szCs w:val="24"/>
+        </w:rPr>
+      </w:pPr>
+      <w:r>
+        <w:rPr>
+          <w:rFonts w:ascii="Times New Roman" w:eastAsia="Times New Roman" w:hAnsi="Times New Roman" w:cs="Times New Roman"/>
+          <w:bCs/>
+          <w:sz w:val="24"/>
+          <w:szCs w:val="24"/>
+        </w:rPr>
+        <w:t>- Volume: Percentual de propostas desclassificadas por falhas documentais ou redundâncias.</w:t>
+      </w:r>
+    </w:p>
+    <w:p>
+      <w:pPr>
+        <w:ind w:left="720"/>
+        <w:jc w:val="both"/>
+        <w:rPr>
+          <w:rFonts w:ascii="Times New Roman" w:eastAsia="Times New Roman" w:hAnsi="Times New Roman" w:cs="Times New Roman"/>
+          <w:bCs/>
+          <w:sz w:val="24"/>
+          <w:szCs w:val="24"/>
+        </w:rPr>
+      </w:pPr>
+      <w:r>
+        <w:rPr>
+          <w:rFonts w:ascii="Times New Roman" w:eastAsia="Times New Roman" w:hAnsi="Times New Roman" w:cs="Times New Roman"/>
+          <w:bCs/>
+          <w:sz w:val="24"/>
+          <w:szCs w:val="24"/>
+        </w:rPr>
+        <w:t>- Qualidade: Taxa de habilitação na primeira tentativa.</w:t>
+      </w:r>
+    </w:p>
+    <w:p>
+      <w:pPr>
+        <w:ind w:left="720"/>
+        <w:jc w:val="both"/>
+        <w:rPr>
+          <w:rFonts w:ascii="Times New Roman" w:eastAsia="Times New Roman" w:hAnsi="Times New Roman" w:cs="Times New Roman"/>
+          <w:bCs/>
+          <w:sz w:val="24"/>
+          <w:szCs w:val="24"/>
+        </w:rPr>
+      </w:pPr>
+      <w:r>
+        <w:rPr>
+          <w:rFonts w:ascii="Times New Roman" w:eastAsia="Times New Roman" w:hAnsi="Times New Roman" w:cs="Times New Roman"/>
+          <w:bCs/>
+          <w:sz w:val="24"/>
+          <w:szCs w:val="24"/>
+        </w:rPr>
+        <w:t xml:space="preserve">- Acesso: Taxa de abandono (empresas que </w:t>
+      </w:r>
+      <w:r>
+        <w:rPr>
+          <w:rFonts w:ascii="Times New Roman" w:eastAsia="Times New Roman" w:hAnsi="Times New Roman" w:cs="Times New Roman"/>
+          <w:bCs/>
+          <w:sz w:val="24"/>
+          <w:szCs w:val="24"/>
+        </w:rPr>
+        <w:t>iniciam,</w:t>
+      </w:r>
+      <w:r>
+        <w:rPr>
+          <w:rFonts w:ascii="Times New Roman" w:eastAsia="Times New Roman" w:hAnsi="Times New Roman" w:cs="Times New Roman"/>
+          <w:bCs/>
+          <w:sz w:val="24"/>
+          <w:szCs w:val="24"/>
+        </w:rPr>
+        <w:t xml:space="preserve"> mas não concluem a participação).</w:t>
+      </w:r>
+    </w:p>
+    <w:p>
+      <w:pPr>
+        <w:ind w:left="720"/>
+        <w:jc w:val="both"/>
+        <w:rPr>
+          <w:rFonts w:ascii="Times New Roman" w:eastAsia="Times New Roman" w:hAnsi="Times New Roman" w:cs="Times New Roman"/>
+          <w:bCs/>
+          <w:sz w:val="24"/>
+          <w:szCs w:val="24"/>
+        </w:rPr>
+      </w:pPr>
+      <w:r>
+        <w:rPr>
+          <w:rFonts w:ascii="Times New Roman" w:eastAsia="Times New Roman" w:hAnsi="Times New Roman" w:cs="Times New Roman"/>
+          <w:bCs/>
+          <w:sz w:val="24"/>
+          <w:szCs w:val="24"/>
+        </w:rPr>
+        <w:t>- Custo: Número de recursos administrativos ou ações judiciais relacionadas ao processo.</w:t>
+      </w:r>
+    </w:p>
+    <w:p>
+      <w:pPr>
+        <w:jc w:val="both"/>
+        <w:rPr>
+          <w:rFonts w:ascii="Times New Roman" w:eastAsia="Times New Roman" w:hAnsi="Times New Roman" w:cs="Times New Roman"/>
+          <w:b/>
+          <w:sz w:val="24"/>
+          <w:szCs w:val="24"/>
+        </w:rPr>
+      </w:pPr>
+    </w:p>
+    <w:p>
+      <w:pPr>
+        <w:jc w:val="both"/>
+        <w:rPr>
+          <w:rFonts w:ascii="Times New Roman" w:eastAsia="Times New Roman" w:hAnsi="Times New Roman" w:cs="Times New Roman"/>
+          <w:b/>
+          <w:sz w:val="24"/>
+          <w:szCs w:val="24"/>
+        </w:rPr>
+      </w:pPr>
+    </w:p>
+    <w:p>
+      <w:pPr>
+        <w:pStyle w:val="PargrafodaLista"/>
+        <w:numPr>
+          <w:ilvl w:val="0"/>
+          <w:numId w:val="1"/>
+        </w:numPr>
+        <w:jc w:val="both"/>
+        <w:rPr>
+          <w:rFonts w:ascii="Times New Roman" w:eastAsia="Times New Roman" w:hAnsi="Times New Roman" w:cs="Times New Roman"/>
+          <w:b/>
+          <w:sz w:val="24"/>
+          <w:szCs w:val="24"/>
+        </w:rPr>
+      </w:pPr>
+      <w:r>
+        <w:rPr>
+          <w:noProof/>
+        </w:rPr>
+        <mc:AlternateContent>
+          <mc:Choice Requires="wps">
+            <w:drawing>
+              <wp:anchor distT="0" distB="0" distL="114300" distR="114300" simplePos="0" relativeHeight="251659264" behindDoc="0" locked="0" layoutInCell="1" allowOverlap="1" wp14:anchorId="79543CA2" wp14:editId="2CB2B405">
+                <wp:simplePos x="0" y="0"/>
+                <wp:positionH relativeFrom="column">
+                  <wp:posOffset>4486910</wp:posOffset>
+                </wp:positionH>
+                <wp:positionV relativeFrom="paragraph">
+                  <wp:posOffset>9852660</wp:posOffset>
+                </wp:positionV>
+                <wp:extent cx="1060704" cy="914400"/>
+                <wp:effectExtent l="19050" t="0" r="25400" b="19050"/>
+                <wp:wrapNone/>
+                <wp:docPr id="1668720248" name="Hexágono 8"/>
+                <wp:cNvGraphicFramePr/>
+                <a:graphic xmlns:a="http://schemas.openxmlformats.org/drawingml/2006/main">
+                  <a:graphicData uri="http://schemas.microsoft.com/office/word/2010/wordprocessingShape">
+                    <wps:wsp>
+                      <wps:cNvSpPr/>
+                      <wps:spPr>
+                        <a:xfrm>
+                          <a:off x="0" y="0"/>
+                          <a:ext cx="1060704" cy="914400"/>
+                        </a:xfrm>
+                        <a:prstGeom prst="hexagon">
+                          <a:avLst/>
+                        </a:prstGeom>
+                        <a:solidFill>
+                          <a:srgbClr val="7030A0"/>
+                        </a:solidFill>
+                      </wps:spPr>
+                      <wps:style>
+                        <a:lnRef idx="2">
+                          <a:schemeClr val="accent1">
+                            <a:shade val="15000"/>
+                          </a:schemeClr>
+                        </a:lnRef>
+                        <a:fillRef idx="1">
+                          <a:schemeClr val="accent1"/>
+                        </a:fillRef>
+                        <a:effectRef idx="0">
+                          <a:schemeClr val="accent1"/>
+                        </a:effectRef>
+                        <a:fontRef idx="minor">
+                          <a:schemeClr val="lt1"/>
+                        </a:fontRef>
+                      </wps:style>
+                      <wps:txbx>
+                        <w:txbxContent>
+                          <w:p>
+                            <w:pPr>
+                              <w:jc w:val="center"/>
+                            </w:pPr>
+                            <w:r>
+                              <w:t>FIM</w:t>
+                            </w:r>
+                          </w:p>
+                        </w:txbxContent>
+                      </wps:txbx>
+                      <wps:bodyPr rot="0" spcFirstLastPara="0" vertOverflow="overflow" horzOverflow="overflow" vert="horz" wrap="square" lIns="91440" tIns="45720" rIns="91440" bIns="45720" numCol="1" spcCol="0" rtlCol="0" fromWordArt="0" anchor="ctr" anchorCtr="0" forceAA="0" compatLnSpc="1">
+                        <a:prstTxWarp prst="textNoShape">
+                          <a:avLst/>
+                        </a:prstTxWarp>
+                        <a:noAutofit/>
+                      </wps:bodyPr>
+                    </wps:wsp>
+                  </a:graphicData>
+                </a:graphic>
+              </wp:anchor>
+            </w:drawing>
+          </mc:Choice>
+          <mc:Fallback>
+            <w:pict>
+              <v:shapetype w14:anchorId="79543CA2" id="_x0000_t9" coordsize="21600,21600" o:spt="9" adj="5400" path="m@0,l,10800@0,21600@1,21600,21600,10800@1,xe">
+                <v:stroke joinstyle="miter"/>
+                <v:formulas>
+                  <v:f eqn="val #0"/>
+                  <v:f eqn="sum width 0 #0"/>
+                  <v:f eqn="sum height 0 #0"/>
+                  <v:f eqn="prod @0 2929 10000"/>
+                  <v:f eqn="sum width 0 @3"/>
+                  <v:f eqn="sum height 0 @3"/>
+                </v:formulas>
+                <v:path gradientshapeok="t" o:connecttype="rect" textboxrect="1800,1800,19800,19800;3600,3600,18000,18000;6300,6300,15300,15300"/>
+                <v:handles>
+                  <v:h position="#0,topLeft" xrange="0,10800"/>
+                </v:handles>
+              </v:shapetype>
+              <v:shape id="Hexágono 8" o:spid="_x0000_s1026" type="#_x0000_t9" style="position:absolute;left:0;text-align:left;margin-left:353.3pt;margin-top:775.8pt;width:83.5pt;height:1in;z-index:251659264;visibility:visible;mso-wrap-style:square;mso-wrap-distance-left:9pt;mso-wrap-distance-top:0;mso-wrap-distance-right:9pt;mso-wrap-distance-bottom:0;mso-position-horizontal:absolute;mso-position-horizontal-relative:text;mso-position-vertical:absolute;mso-position-vertical-relative:text;v-text-anchor:middle" o:gfxdata="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" adj="4655" fillcolor="#7030a0" strokecolor="#091723 [484]" strokeweight="1pt">
+                <v:textbox>
+                  <w:txbxContent>
+                    <w:p>
+                      <w:pPr>
+                        <w:jc w:val="center"/>
+                      </w:pPr>
+                      <w:r>
+                        <w:t>FIM</w:t>
+                      </w:r>
+                    </w:p>
+                  </w:txbxContent>
+                </v:textbox>
+              </v:shape>
+            </w:pict>
+          </mc:Fallback>
+        </mc:AlternateContent>
+      </w:r>
+      <w:r>
+        <w:rPr>
+          <w:rFonts w:ascii="Times New Roman" w:eastAsia="Times New Roman" w:hAnsi="Times New Roman" w:cs="Times New Roman"/>
+          <w:b/>
+          <w:sz w:val="24"/>
+          <w:szCs w:val="24"/>
+        </w:rPr>
+        <w:t>BIBLIOGRAFIA</w:t>
+      </w:r>
+    </w:p>
+    <w:p>
+      <w:pPr>
+        <w:pStyle w:val="NormalWeb"/>
+        <w:ind w:left="720"/>
+      </w:pPr>
+      <w:r>
+        <w:t xml:space="preserve">MICROSOFT. </w:t>
+      </w:r>
+      <w:r>
+        <w:rPr>
+          <w:rStyle w:val="nfase"/>
+          <w:b/>
+          <w:bCs/>
+          <w:i w:val="0"/>
+          <w:iCs w:val="0"/>
+        </w:rPr>
+        <w:t>Copilot</w:t>
+      </w:r>
+      <w:r>
+        <w:t xml:space="preserve">. Ferramenta de inteligência artificial generativa. Disponível em: </w:t>
+      </w:r>
+      <w:r>
+        <w:t>&lt;</w:t>
+      </w:r>
+      <w:r>
+        <w:t>https://copilot.microsoft.com</w:t>
+      </w:r>
+      <w:r>
+        <w:t>&gt;</w:t>
+      </w:r>
+      <w:r>
+        <w:t>. Acesso em: 14 mar. 2026.</w:t>
+      </w:r>
+    </w:p>
+    <w:p>
+      <w:pPr>
+        <w:pStyle w:val="NormalWeb"/>
+        <w:ind w:left="720"/>
+      </w:pPr>
+    </w:p>
+    <w:p>
+      <w:pPr>
+        <w:ind w:left="360"/>
+        <w:jc w:val="both"/>
+        <w:rPr>
+          <w:rFonts w:ascii="Times New Roman" w:eastAsia="Times New Roman" w:hAnsi="Times New Roman" w:cs="Times New Roman"/>
+          <w:b/>
+          <w:sz w:val="24"/>
+          <w:szCs w:val="24"/>
+        </w:rPr>
+      </w:pPr>
+    </w:p>
     <w:sectPr>
-      <w:headerReference w:type="default" r:id="rId10"/>
-      <w:footerReference w:type="default" r:id="rId11"/>
-      <w:pgSz w:w="12240" w:h="15840"/>
-      <w:pgMar w:top="1418" w:right="709" w:bottom="1418" w:left="709" w:header="709" w:footer="709" w:gutter="0"/>
+      <w:headerReference w:type="default" r:id="rId11"/>
+      <w:footerReference w:type="default" r:id="rId12"/>
+      <w:pgSz w:w="11906" w:h="16838" w:code="9"/>
+      <w:pgMar w:top="1701" w:right="1274" w:bottom="1843" w:left="709" w:header="709" w:footer="709" w:gutter="0"/>
       <w:pgNumType w:start="1"/>
       <w:cols w:space="720"/>
+      <w:docGrid w:linePitch="299"/>
     </w:sectPr>
   </w:body>
 </w:document>
@@ -1332,18 +3604,18 @@
         <w:color w:val="000000"/>
       </w:rPr>
       <w:drawing>
-        <wp:anchor distT="0" distB="0" distL="0" distR="0" simplePos="0" relativeHeight="251658240" behindDoc="1" locked="0" layoutInCell="1" hidden="0" allowOverlap="1" wp14:anchorId="4291C43B" wp14:editId="6D21E9C4">
+        <wp:anchor distT="0" distB="0" distL="0" distR="0" simplePos="0" relativeHeight="251658240" behindDoc="1" locked="0" layoutInCell="1" hidden="0" allowOverlap="1" wp14:anchorId="4291C43B" wp14:editId="57534BC8">
           <wp:simplePos x="0" y="0"/>
           <wp:positionH relativeFrom="page">
-            <wp:posOffset>368329</wp:posOffset>
+            <wp:posOffset>228600</wp:posOffset>
           </wp:positionH>
           <wp:positionV relativeFrom="page">
-            <wp:posOffset>333574</wp:posOffset>
+            <wp:posOffset>182880</wp:posOffset>
           </wp:positionV>
-          <wp:extent cx="7184390" cy="9322130"/>
+          <wp:extent cx="7183755" cy="10332218"/>
           <wp:effectExtent l="0" t="0" r="0" b="0"/>
           <wp:wrapNone/>
-          <wp:docPr id="36" name="image1.png"/>
+          <wp:docPr id="1255816151" name="image1.png"/>
           <wp:cNvGraphicFramePr/>
           <a:graphic xmlns:a="http://schemas.openxmlformats.org/drawingml/2006/main">
             <a:graphicData uri="http://schemas.openxmlformats.org/drawingml/2006/picture">
@@ -1362,7 +3634,7 @@
                 <pic:spPr>
                   <a:xfrm>
                     <a:off x="0" y="0"/>
-                    <a:ext cx="7184390" cy="9322130"/>
+                    <a:ext cx="7185447" cy="10334651"/>
                   </a:xfrm>
                   <a:prstGeom prst="rect">
                     <a:avLst/>
@@ -1372,6 +3644,9 @@
               </pic:pic>
             </a:graphicData>
           </a:graphic>
+          <wp14:sizeRelV relativeFrom="margin">
+            <wp14:pctHeight>0</wp14:pctHeight>
+          </wp14:sizeRelV>
         </wp:anchor>
       </w:drawing>
     </w:r>
@@ -1667,7 +3942,7 @@
     <w:lsdException w:name="Table Web 2" w:semiHidden="1" w:unhideWhenUsed="1"/>
     <w:lsdException w:name="Table Web 3" w:semiHidden="1" w:unhideWhenUsed="1"/>
     <w:lsdException w:name="Balloon Text" w:semiHidden="1" w:unhideWhenUsed="1"/>
-    <w:lsdException w:name="Table Grid" w:uiPriority="39"/>
+    <w:lsdException w:name="Table Grid" w:uiPriority="59"/>
     <w:lsdException w:name="Table Theme" w:semiHidden="1" w:unhideWhenUsed="1"/>
     <w:lsdException w:name="Placeholder Text" w:semiHidden="1"/>
     <w:lsdException w:name="No Spacing" w:uiPriority="1" w:qFormat="1"/>
@@ -2067,7 +4342,7 @@
   <w:style w:type="table" w:styleId="Tabelacomgrade">
     <w:name w:val="Table Grid"/>
     <w:basedOn w:val="Tabelanormal"/>
-    <w:uiPriority w:val="39"/>
+    <w:uiPriority w:val="59"/>
     <w:rsid w:val="00E519D0"/>
     <w:pPr>
       <w:spacing w:after="0" w:line="240" w:lineRule="auto"/>
